--- a/기획/ERD_v6.3_최종확정보고서.docx
+++ b/기획/ERD_v6.3_최종확정보고서.docx
@@ -104,7 +104,7 @@
         <w:rPr>
           <w:sz w:val="18"/>
         </w:rPr>
-        <w:t xml:space="preserve"> | 12 </w:t>
+        <w:t xml:space="preserve"> | 13 </w:t>
       </w:r>
       <w:r>
         <w:rPr>
@@ -116,7 +116,7 @@
         <w:rPr>
           <w:sz w:val="18"/>
         </w:rPr>
-        <w:t xml:space="preserve"> · 12 FK · </w:t>
+        <w:t xml:space="preserve"> · 13 FK · </w:t>
       </w:r>
       <w:r>
         <w:rPr>
@@ -289,7 +289,7 @@
         <w:t>상세</w:t>
       </w:r>
       <w:r>
-        <w:t xml:space="preserve"> (12</w:t>
+        <w:t xml:space="preserve"> (13</w:t>
       </w:r>
       <w:r>
         <w:t>개</w:t>
@@ -471,6 +471,20 @@
         <w:pStyle w:val="ListBullet"/>
       </w:pPr>
       <w:r>
+        <w:t xml:space="preserve">  2.13 </w:t>
+      </w:r>
+      <w:r>
+        <w:t>장소 북마크</w:t>
+      </w:r>
+      <w:r>
+        <w:t xml:space="preserve"> (place_bookmarks)</w:t>
+      </w:r>
+    </w:p>
+    <w:p>
+      <w:pPr>
+        <w:pStyle w:val="ListBullet"/>
+      </w:pPr>
+      <w:r>
         <w:t xml:space="preserve">3. FK </w:t>
       </w:r>
       <w:r>
@@ -483,7 +497,7 @@
         <w:t>상세</w:t>
       </w:r>
       <w:r>
-        <w:t xml:space="preserve"> (12</w:t>
+        <w:t xml:space="preserve"> (13</w:t>
       </w:r>
       <w:r>
         <w:t>개</w:t>
@@ -1210,6 +1224,38 @@
                 <w:lang w:eastAsia="ko-KR"/>
               </w:rPr>
               <w:t>재생성</w:t>
+            </w:r>
+          </w:p>
+        </w:tc>
+      </w:tr>
+      <w:tr>
+        <w:tc>
+          <w:tcPr>
+            <w:tcW w:type="dxa" w:w="2880"/>
+          </w:tcPr>
+          <w:p>
+            <w:r>
+              <w:t>v6.4</w:t>
+            </w:r>
+          </w:p>
+        </w:tc>
+        <w:tc>
+          <w:tcPr>
+            <w:tcW w:type="dxa" w:w="2880"/>
+          </w:tcPr>
+          <w:p>
+            <w:r>
+              <w:t>2026-05-14</w:t>
+            </w:r>
+          </w:p>
+        </w:tc>
+        <w:tc>
+          <w:tcPr>
+            <w:tcW w:type="dxa" w:w="2902"/>
+          </w:tcPr>
+          <w:p>
+            <w:r>
+              <w:t>place_bookmarks 테이블 추가 (feat/#80). 13 테이블 · 13 FK</w:t>
             </w:r>
           </w:p>
         </w:tc>
@@ -3396,6 +3442,58 @@
           </w:p>
         </w:tc>
       </w:tr>
+      <w:tr>
+        <w:tc>
+          <w:tcPr>
+            <w:tcW w:type="dxa" w:w="1839"/>
+          </w:tcPr>
+          <w:p>
+            <w:r>
+              <w:t>place_bookmarks</w:t>
+            </w:r>
+          </w:p>
+        </w:tc>
+        <w:tc>
+          <w:tcPr>
+            <w:tcW w:type="dxa" w:w="1728"/>
+          </w:tcPr>
+          <w:p>
+            <w:r>
+              <w:t>O</w:t>
+            </w:r>
+          </w:p>
+        </w:tc>
+        <w:tc>
+          <w:tcPr>
+            <w:tcW w:type="dxa" w:w="1728"/>
+          </w:tcPr>
+          <w:p>
+            <w:r>
+              <w:t>X</w:t>
+            </w:r>
+          </w:p>
+        </w:tc>
+        <w:tc>
+          <w:tcPr>
+            <w:tcW w:type="dxa" w:w="1728"/>
+          </w:tcPr>
+          <w:p>
+            <w:r>
+              <w:t>O (BOOLEAN)</w:t>
+            </w:r>
+          </w:p>
+        </w:tc>
+        <w:tc>
+          <w:tcPr>
+            <w:tcW w:type="dxa" w:w="1728"/>
+          </w:tcPr>
+          <w:p>
+            <w:r>
+              <w:t>소프트 삭제 지원</w:t>
+            </w:r>
+          </w:p>
+        </w:tc>
+      </w:tr>
     </w:tbl>
     <w:p>
       <w:r>
@@ -3407,7 +3505,6 @@
         <w:pStyle w:val="Heading1"/>
       </w:pPr>
       <w:r>
-        <w:lastRenderedPageBreak/>
         <w:t xml:space="preserve">2. </w:t>
       </w:r>
       <w:r>
@@ -3420,7 +3517,7 @@
         <w:t>상세</w:t>
       </w:r>
       <w:r>
-        <w:t xml:space="preserve"> (12</w:t>
+        <w:t xml:space="preserve"> (13</w:t>
       </w:r>
       <w:r>
         <w:t>개</w:t>
@@ -26568,11 +26665,5855 @@
       </w:r>
     </w:p>
     <w:p>
+      <w:pPr/>
+    </w:p>
+    <w:tbl>
+      <w:tblPr>
+        <w:tblStyle w:val="TableGrid"/>
+        <w:tblW w:w="0" w:type="auto"/>
+        <w:jc w:val="center"/>
+        <w:tblLook w:val="04A0" w:firstRow="1" w:lastRow="0" w:firstColumn="1" w:lastColumn="0" w:noHBand="0" w:noVBand="1"/>
+      </w:tblPr>
+      <w:tblGrid>
+        <w:gridCol w:w="1259"/>
+        <w:gridCol w:w="1039"/>
+        <w:gridCol w:w="1717"/>
+        <w:gridCol w:w="420"/>
+        <w:gridCol w:w="410"/>
+        <w:gridCol w:w="603"/>
+        <w:gridCol w:w="1799"/>
+        <w:gridCol w:w="1609"/>
+      </w:tblGrid>
+      <w:tr>
+        <w:trPr>
+          <w:jc w:val="center"/>
+        </w:trPr>
+        <w:tc>
+          <w:tcPr>
+            <w:tcW w:w="1080" w:type="dxa"/>
+            <w:shd w:val="clear" w:color="auto" w:fill="2B579A"/>
+          </w:tcPr>
+          <w:p>
+            <w:pPr>
+              <w:jc w:val="center"/>
+            </w:pPr>
+            <w:r>
+              <w:rPr>
+                <w:b/>
+                <w:color w:val="FFFFFF"/>
+                <w:sz w:val="16"/>
+              </w:rPr>
+              <w:t>컬럼</w:t>
+            </w:r>
+          </w:p>
+        </w:tc>
+        <w:tc>
+          <w:tcPr>
+            <w:tcW w:w="1080" w:type="dxa"/>
+            <w:shd w:val="clear" w:color="auto" w:fill="2B579A"/>
+          </w:tcPr>
+          <w:p>
+            <w:pPr>
+              <w:jc w:val="center"/>
+            </w:pPr>
+            <w:r>
+              <w:rPr>
+                <w:b/>
+                <w:color w:val="FFFFFF"/>
+                <w:sz w:val="16"/>
+              </w:rPr>
+              <w:t>한글명</w:t>
+            </w:r>
+          </w:p>
+        </w:tc>
+        <w:tc>
+          <w:tcPr>
+            <w:tcW w:w="1080" w:type="dxa"/>
+            <w:shd w:val="clear" w:color="auto" w:fill="2B579A"/>
+          </w:tcPr>
+          <w:p>
+            <w:pPr>
+              <w:jc w:val="center"/>
+            </w:pPr>
+            <w:r>
+              <w:rPr>
+                <w:b/>
+                <w:color w:val="FFFFFF"/>
+                <w:sz w:val="16"/>
+              </w:rPr>
+              <w:t>타입</w:t>
+            </w:r>
+          </w:p>
+        </w:tc>
+        <w:tc>
+          <w:tcPr>
+            <w:tcW w:w="1080" w:type="dxa"/>
+            <w:shd w:val="clear" w:color="auto" w:fill="2B579A"/>
+          </w:tcPr>
+          <w:p>
+            <w:pPr>
+              <w:jc w:val="center"/>
+            </w:pPr>
+            <w:r>
+              <w:rPr>
+                <w:b/>
+                <w:color w:val="FFFFFF"/>
+                <w:sz w:val="16"/>
+              </w:rPr>
+              <w:t>PK</w:t>
+            </w:r>
+          </w:p>
+        </w:tc>
+        <w:tc>
+          <w:tcPr>
+            <w:tcW w:w="1080" w:type="dxa"/>
+            <w:shd w:val="clear" w:color="auto" w:fill="2B579A"/>
+          </w:tcPr>
+          <w:p>
+            <w:pPr>
+              <w:jc w:val="center"/>
+            </w:pPr>
+            <w:r>
+              <w:rPr>
+                <w:b/>
+                <w:color w:val="FFFFFF"/>
+                <w:sz w:val="16"/>
+              </w:rPr>
+              <w:t>FK</w:t>
+            </w:r>
+          </w:p>
+        </w:tc>
+        <w:tc>
+          <w:tcPr>
+            <w:tcW w:w="1080" w:type="dxa"/>
+            <w:shd w:val="clear" w:color="auto" w:fill="2B579A"/>
+          </w:tcPr>
+          <w:p>
+            <w:pPr>
+              <w:jc w:val="center"/>
+            </w:pPr>
+            <w:r>
+              <w:rPr>
+                <w:b/>
+                <w:color w:val="FFFFFF"/>
+                <w:sz w:val="16"/>
+              </w:rPr>
+              <w:t>NULL</w:t>
+            </w:r>
+          </w:p>
+        </w:tc>
+        <w:tc>
+          <w:tcPr>
+            <w:tcW w:w="1080" w:type="dxa"/>
+            <w:shd w:val="clear" w:color="auto" w:fill="2B579A"/>
+          </w:tcPr>
+          <w:p>
+            <w:pPr>
+              <w:jc w:val="center"/>
+            </w:pPr>
+            <w:r>
+              <w:rPr>
+                <w:b/>
+                <w:color w:val="FFFFFF"/>
+                <w:sz w:val="16"/>
+              </w:rPr>
+              <w:t>기본값</w:t>
+            </w:r>
+          </w:p>
+        </w:tc>
+        <w:tc>
+          <w:tcPr>
+            <w:tcW w:w="1080" w:type="dxa"/>
+            <w:shd w:val="clear" w:color="auto" w:fill="2B579A"/>
+          </w:tcPr>
+          <w:p>
+            <w:pPr>
+              <w:jc w:val="center"/>
+            </w:pPr>
+            <w:r>
+              <w:rPr>
+                <w:b/>
+                <w:color w:val="FFFFFF"/>
+                <w:sz w:val="16"/>
+              </w:rPr>
+              <w:t>설명</w:t>
+            </w:r>
+          </w:p>
+        </w:tc>
+      </w:tr>
+      <w:tr>
+        <w:trPr>
+          <w:jc w:val="center"/>
+        </w:trPr>
+        <w:tc>
+          <w:tcPr>
+            <w:tcW w:w="1080" w:type="dxa"/>
+            <w:shd w:val="clear" w:color="auto" w:fill="2B579A"/>
+          </w:tcPr>
+          <w:p>
+            <w:pPr>
+              <w:jc w:val="center"/>
+            </w:pPr>
+            <w:r>
+              <w:rPr>
+                <w:b/>
+                <w:color w:val="FFFFFF"/>
+                <w:sz w:val="16"/>
+              </w:rPr>
+              <w:t>bookmark_id</w:t>
+            </w:r>
+          </w:p>
+        </w:tc>
+        <w:tc>
+          <w:tcPr>
+            <w:tcW w:w="1080" w:type="dxa"/>
+            <w:shd w:val="clear" w:color="auto" w:fill="2B579A"/>
+          </w:tcPr>
+          <w:p>
+            <w:pPr>
+              <w:jc w:val="center"/>
+            </w:pPr>
+            <w:r>
+              <w:rPr>
+                <w:b/>
+                <w:color w:val="FFFFFF"/>
+                <w:sz w:val="16"/>
+              </w:rPr>
+              <w:t>북마크ID</w:t>
+            </w:r>
+          </w:p>
+        </w:tc>
+        <w:tc>
+          <w:tcPr>
+            <w:tcW w:w="1080" w:type="dxa"/>
+            <w:shd w:val="clear" w:color="auto" w:fill="2B579A"/>
+          </w:tcPr>
+          <w:p>
+            <w:pPr>
+              <w:jc w:val="center"/>
+            </w:pPr>
+            <w:r>
+              <w:rPr>
+                <w:b/>
+                <w:color w:val="FFFFFF"/>
+                <w:sz w:val="16"/>
+              </w:rPr>
+              <w:t>BIGSERIAL</w:t>
+            </w:r>
+          </w:p>
+        </w:tc>
+        <w:tc>
+          <w:tcPr>
+            <w:tcW w:w="1080" w:type="dxa"/>
+            <w:shd w:val="clear" w:color="auto" w:fill="2B579A"/>
+          </w:tcPr>
+          <w:p>
+            <w:pPr>
+              <w:jc w:val="center"/>
+            </w:pPr>
+            <w:r>
+              <w:rPr>
+                <w:b/>
+                <w:color w:val="FFFFFF"/>
+                <w:sz w:val="16"/>
+              </w:rPr>
+              <w:t>PK</w:t>
+            </w:r>
+          </w:p>
+        </w:tc>
+        <w:tc>
+          <w:tcPr>
+            <w:tcW w:w="1080" w:type="dxa"/>
+            <w:shd w:val="clear" w:color="auto" w:fill="2B579A"/>
+          </w:tcPr>
+          <w:p>
+            <w:pPr>
+              <w:jc w:val="center"/>
+            </w:pPr>
+            <w:r>
+              <w:rPr>
+                <w:b/>
+                <w:color w:val="FFFFFF"/>
+                <w:sz w:val="16"/>
+              </w:rPr>
+              <w:t/>
+            </w:r>
+          </w:p>
+        </w:tc>
+        <w:tc>
+          <w:tcPr>
+            <w:tcW w:w="1080" w:type="dxa"/>
+            <w:shd w:val="clear" w:color="auto" w:fill="2B579A"/>
+          </w:tcPr>
+          <w:p>
+            <w:pPr>
+              <w:jc w:val="center"/>
+            </w:pPr>
+            <w:r>
+              <w:rPr>
+                <w:b/>
+                <w:color w:val="FFFFFF"/>
+                <w:sz w:val="16"/>
+              </w:rPr>
+              <w:t>NO</w:t>
+            </w:r>
+          </w:p>
+        </w:tc>
+        <w:tc>
+          <w:tcPr>
+            <w:tcW w:w="1080" w:type="dxa"/>
+            <w:shd w:val="clear" w:color="auto" w:fill="2B579A"/>
+          </w:tcPr>
+          <w:p>
+            <w:pPr>
+              <w:jc w:val="center"/>
+            </w:pPr>
+            <w:r>
+              <w:rPr>
+                <w:b/>
+                <w:color w:val="FFFFFF"/>
+                <w:sz w:val="16"/>
+              </w:rPr>
+              <w:t>auto</w:t>
+            </w:r>
+          </w:p>
+        </w:tc>
+        <w:tc>
+          <w:tcPr>
+            <w:tcW w:w="1080" w:type="dxa"/>
+            <w:shd w:val="clear" w:color="auto" w:fill="2B579A"/>
+          </w:tcPr>
+          <w:p>
+            <w:pPr>
+              <w:jc w:val="center"/>
+            </w:pPr>
+            <w:r>
+              <w:rPr>
+                <w:b/>
+                <w:color w:val="FFFFFF"/>
+                <w:sz w:val="16"/>
+              </w:rPr>
+              <w:t>자동 증가 PK</w:t>
+            </w:r>
+          </w:p>
+        </w:tc>
+      </w:tr>
+      <w:tr>
+        <w:trPr>
+          <w:jc w:val="center"/>
+        </w:trPr>
+        <w:tc>
+          <w:tcPr>
+            <w:tcW w:w="1080" w:type="dxa"/>
+            <w:shd w:val="clear" w:color="auto" w:fill="2B579A"/>
+          </w:tcPr>
+          <w:p>
+            <w:pPr>
+              <w:jc w:val="center"/>
+            </w:pPr>
+            <w:r>
+              <w:rPr>
+                <w:b/>
+                <w:color w:val="FFFFFF"/>
+                <w:sz w:val="16"/>
+              </w:rPr>
+              <w:t>user_id</w:t>
+            </w:r>
+          </w:p>
+        </w:tc>
+        <w:tc>
+          <w:tcPr>
+            <w:tcW w:w="1080" w:type="dxa"/>
+            <w:shd w:val="clear" w:color="auto" w:fill="2B579A"/>
+          </w:tcPr>
+          <w:p>
+            <w:pPr>
+              <w:jc w:val="center"/>
+            </w:pPr>
+            <w:r>
+              <w:rPr>
+                <w:b/>
+                <w:color w:val="FFFFFF"/>
+                <w:sz w:val="16"/>
+              </w:rPr>
+              <w:t>사용자ID</w:t>
+            </w:r>
+          </w:p>
+        </w:tc>
+        <w:tc>
+          <w:tcPr>
+            <w:tcW w:w="1080" w:type="dxa"/>
+            <w:shd w:val="clear" w:color="auto" w:fill="2B579A"/>
+          </w:tcPr>
+          <w:p>
+            <w:pPr>
+              <w:jc w:val="center"/>
+            </w:pPr>
+            <w:r>
+              <w:rPr>
+                <w:b/>
+                <w:color w:val="FFFFFF"/>
+                <w:sz w:val="16"/>
+              </w:rPr>
+              <w:t>BIGINT</w:t>
+            </w:r>
+          </w:p>
+        </w:tc>
+        <w:tc>
+          <w:tcPr>
+            <w:tcW w:w="1080" w:type="dxa"/>
+            <w:shd w:val="clear" w:color="auto" w:fill="2B579A"/>
+          </w:tcPr>
+          <w:p>
+            <w:pPr>
+              <w:jc w:val="center"/>
+            </w:pPr>
+            <w:r>
+              <w:rPr>
+                <w:b/>
+                <w:color w:val="FFFFFF"/>
+                <w:sz w:val="16"/>
+              </w:rPr>
+              <w:t/>
+            </w:r>
+          </w:p>
+        </w:tc>
+        <w:tc>
+          <w:tcPr>
+            <w:tcW w:w="1080" w:type="dxa"/>
+            <w:shd w:val="clear" w:color="auto" w:fill="2B579A"/>
+          </w:tcPr>
+          <w:p>
+            <w:pPr>
+              <w:jc w:val="center"/>
+            </w:pPr>
+            <w:r>
+              <w:rPr>
+                <w:b/>
+                <w:color w:val="FFFFFF"/>
+                <w:sz w:val="16"/>
+              </w:rPr>
+              <w:t>FK→users</w:t>
+            </w:r>
+          </w:p>
+        </w:tc>
+        <w:tc>
+          <w:tcPr>
+            <w:tcW w:w="1080" w:type="dxa"/>
+            <w:shd w:val="clear" w:color="auto" w:fill="2B579A"/>
+          </w:tcPr>
+          <w:p>
+            <w:pPr>
+              <w:jc w:val="center"/>
+            </w:pPr>
+            <w:r>
+              <w:rPr>
+                <w:b/>
+                <w:color w:val="FFFFFF"/>
+                <w:sz w:val="16"/>
+              </w:rPr>
+              <w:t>NO</w:t>
+            </w:r>
+          </w:p>
+        </w:tc>
+        <w:tc>
+          <w:tcPr>
+            <w:tcW w:w="1080" w:type="dxa"/>
+            <w:shd w:val="clear" w:color="auto" w:fill="2B579A"/>
+          </w:tcPr>
+          <w:p>
+            <w:pPr>
+              <w:jc w:val="center"/>
+            </w:pPr>
+            <w:r>
+              <w:rPr>
+                <w:b/>
+                <w:color w:val="FFFFFF"/>
+                <w:sz w:val="16"/>
+              </w:rPr>
+              <w:t/>
+            </w:r>
+          </w:p>
+        </w:tc>
+        <w:tc>
+          <w:tcPr>
+            <w:tcW w:w="1080" w:type="dxa"/>
+            <w:shd w:val="clear" w:color="auto" w:fill="2B579A"/>
+          </w:tcPr>
+          <w:p>
+            <w:pPr>
+              <w:jc w:val="center"/>
+            </w:pPr>
+            <w:r>
+              <w:rPr>
+                <w:b/>
+                <w:color w:val="FFFFFF"/>
+                <w:sz w:val="16"/>
+              </w:rPr>
+              <w:t>ON DELETE CASCADE</w:t>
+            </w:r>
+          </w:p>
+        </w:tc>
+      </w:tr>
+      <w:tr>
+        <w:trPr>
+          <w:jc w:val="center"/>
+        </w:trPr>
+        <w:tc>
+          <w:tcPr>
+            <w:tcW w:w="1080" w:type="dxa"/>
+            <w:shd w:val="clear" w:color="auto" w:fill="2B579A"/>
+          </w:tcPr>
+          <w:p>
+            <w:pPr>
+              <w:jc w:val="center"/>
+            </w:pPr>
+            <w:r>
+              <w:rPr>
+                <w:b/>
+                <w:color w:val="FFFFFF"/>
+                <w:sz w:val="16"/>
+              </w:rPr>
+              <w:t>place_id</w:t>
+            </w:r>
+          </w:p>
+        </w:tc>
+        <w:tc>
+          <w:tcPr>
+            <w:tcW w:w="1080" w:type="dxa"/>
+            <w:shd w:val="clear" w:color="auto" w:fill="2B579A"/>
+          </w:tcPr>
+          <w:p>
+            <w:pPr>
+              <w:jc w:val="center"/>
+            </w:pPr>
+            <w:r>
+              <w:rPr>
+                <w:b/>
+                <w:color w:val="FFFFFF"/>
+                <w:sz w:val="16"/>
+              </w:rPr>
+              <w:t>장소ID</w:t>
+            </w:r>
+          </w:p>
+        </w:tc>
+        <w:tc>
+          <w:tcPr>
+            <w:tcW w:w="1080" w:type="dxa"/>
+            <w:shd w:val="clear" w:color="auto" w:fill="2B579A"/>
+          </w:tcPr>
+          <w:p>
+            <w:pPr>
+              <w:jc w:val="center"/>
+            </w:pPr>
+            <w:r>
+              <w:rPr>
+                <w:b/>
+                <w:color w:val="FFFFFF"/>
+                <w:sz w:val="16"/>
+              </w:rPr>
+              <w:t>VARCHAR(100)</w:t>
+            </w:r>
+          </w:p>
+        </w:tc>
+        <w:tc>
+          <w:tcPr>
+            <w:tcW w:w="1080" w:type="dxa"/>
+            <w:shd w:val="clear" w:color="auto" w:fill="2B579A"/>
+          </w:tcPr>
+          <w:p>
+            <w:pPr>
+              <w:jc w:val="center"/>
+            </w:pPr>
+            <w:r>
+              <w:rPr>
+                <w:b/>
+                <w:color w:val="FFFFFF"/>
+                <w:sz w:val="16"/>
+              </w:rPr>
+              <w:t/>
+            </w:r>
+          </w:p>
+        </w:tc>
+        <w:tc>
+          <w:tcPr>
+            <w:tcW w:w="1080" w:type="dxa"/>
+            <w:shd w:val="clear" w:color="auto" w:fill="2B579A"/>
+          </w:tcPr>
+          <w:p>
+            <w:pPr>
+              <w:jc w:val="center"/>
+            </w:pPr>
+            <w:r>
+              <w:rPr>
+                <w:b/>
+                <w:color w:val="FFFFFF"/>
+                <w:sz w:val="16"/>
+              </w:rPr>
+              <w:t/>
+            </w:r>
+          </w:p>
+        </w:tc>
+        <w:tc>
+          <w:tcPr>
+            <w:tcW w:w="1080" w:type="dxa"/>
+            <w:shd w:val="clear" w:color="auto" w:fill="2B579A"/>
+          </w:tcPr>
+          <w:p>
+            <w:pPr>
+              <w:jc w:val="center"/>
+            </w:pPr>
+            <w:r>
+              <w:rPr>
+                <w:b/>
+                <w:color w:val="FFFFFF"/>
+                <w:sz w:val="16"/>
+              </w:rPr>
+              <w:t>NO</w:t>
+            </w:r>
+          </w:p>
+        </w:tc>
+        <w:tc>
+          <w:tcPr>
+            <w:tcW w:w="1080" w:type="dxa"/>
+            <w:shd w:val="clear" w:color="auto" w:fill="2B579A"/>
+          </w:tcPr>
+          <w:p>
+            <w:pPr>
+              <w:jc w:val="center"/>
+            </w:pPr>
+            <w:r>
+              <w:rPr>
+                <w:b/>
+                <w:color w:val="FFFFFF"/>
+                <w:sz w:val="16"/>
+              </w:rPr>
+              <w:t/>
+            </w:r>
+          </w:p>
+        </w:tc>
+        <w:tc>
+          <w:tcPr>
+            <w:tcW w:w="1080" w:type="dxa"/>
+            <w:shd w:val="clear" w:color="auto" w:fill="2B579A"/>
+          </w:tcPr>
+          <w:p>
+            <w:pPr>
+              <w:jc w:val="center"/>
+            </w:pPr>
+            <w:r>
+              <w:rPr>
+                <w:b/>
+                <w:color w:val="FFFFFF"/>
+                <w:sz w:val="16"/>
+              </w:rPr>
+              <w:t>UUID 또는 gp_{google_place_id}. FK 미설정 (외부 ID 포함)</w:t>
+            </w:r>
+          </w:p>
+        </w:tc>
+      </w:tr>
+      <w:tr>
+        <w:trPr>
+          <w:jc w:val="center"/>
+        </w:trPr>
+        <w:tc>
+          <w:tcPr>
+            <w:tcW w:w="1080" w:type="dxa"/>
+            <w:shd w:val="clear" w:color="auto" w:fill="2B579A"/>
+          </w:tcPr>
+          <w:p>
+            <w:pPr>
+              <w:jc w:val="center"/>
+            </w:pPr>
+            <w:r>
+              <w:rPr>
+                <w:b/>
+                <w:color w:val="FFFFFF"/>
+                <w:sz w:val="16"/>
+              </w:rPr>
+              <w:t>name</w:t>
+            </w:r>
+          </w:p>
+        </w:tc>
+        <w:tc>
+          <w:tcPr>
+            <w:tcW w:w="1080" w:type="dxa"/>
+            <w:shd w:val="clear" w:color="auto" w:fill="2B579A"/>
+          </w:tcPr>
+          <w:p>
+            <w:pPr>
+              <w:jc w:val="center"/>
+            </w:pPr>
+            <w:r>
+              <w:rPr>
+                <w:b/>
+                <w:color w:val="FFFFFF"/>
+                <w:sz w:val="16"/>
+              </w:rPr>
+              <w:t>장소명</w:t>
+            </w:r>
+          </w:p>
+        </w:tc>
+        <w:tc>
+          <w:tcPr>
+            <w:tcW w:w="1080" w:type="dxa"/>
+            <w:shd w:val="clear" w:color="auto" w:fill="2B579A"/>
+          </w:tcPr>
+          <w:p>
+            <w:pPr>
+              <w:jc w:val="center"/>
+            </w:pPr>
+            <w:r>
+              <w:rPr>
+                <w:b/>
+                <w:color w:val="FFFFFF"/>
+                <w:sz w:val="16"/>
+              </w:rPr>
+              <w:t>VARCHAR(200)</w:t>
+            </w:r>
+          </w:p>
+        </w:tc>
+        <w:tc>
+          <w:tcPr>
+            <w:tcW w:w="1080" w:type="dxa"/>
+            <w:shd w:val="clear" w:color="auto" w:fill="2B579A"/>
+          </w:tcPr>
+          <w:p>
+            <w:pPr>
+              <w:jc w:val="center"/>
+            </w:pPr>
+            <w:r>
+              <w:rPr>
+                <w:b/>
+                <w:color w:val="FFFFFF"/>
+                <w:sz w:val="16"/>
+              </w:rPr>
+              <w:t/>
+            </w:r>
+          </w:p>
+        </w:tc>
+        <w:tc>
+          <w:tcPr>
+            <w:tcW w:w="1080" w:type="dxa"/>
+            <w:shd w:val="clear" w:color="auto" w:fill="2B579A"/>
+          </w:tcPr>
+          <w:p>
+            <w:pPr>
+              <w:jc w:val="center"/>
+            </w:pPr>
+            <w:r>
+              <w:rPr>
+                <w:b/>
+                <w:color w:val="FFFFFF"/>
+                <w:sz w:val="16"/>
+              </w:rPr>
+              <w:t/>
+            </w:r>
+          </w:p>
+        </w:tc>
+        <w:tc>
+          <w:tcPr>
+            <w:tcW w:w="1080" w:type="dxa"/>
+            <w:shd w:val="clear" w:color="auto" w:fill="2B579A"/>
+          </w:tcPr>
+          <w:p>
+            <w:pPr>
+              <w:jc w:val="center"/>
+            </w:pPr>
+            <w:r>
+              <w:rPr>
+                <w:b/>
+                <w:color w:val="FFFFFF"/>
+                <w:sz w:val="16"/>
+              </w:rPr>
+              <w:t>NO</w:t>
+            </w:r>
+          </w:p>
+        </w:tc>
+        <w:tc>
+          <w:tcPr>
+            <w:tcW w:w="1080" w:type="dxa"/>
+            <w:shd w:val="clear" w:color="auto" w:fill="2B579A"/>
+          </w:tcPr>
+          <w:p>
+            <w:pPr>
+              <w:jc w:val="center"/>
+            </w:pPr>
+            <w:r>
+              <w:rPr>
+                <w:b/>
+                <w:color w:val="FFFFFF"/>
+                <w:sz w:val="16"/>
+              </w:rPr>
+              <w:t/>
+            </w:r>
+          </w:p>
+        </w:tc>
+        <w:tc>
+          <w:tcPr>
+            <w:tcW w:w="1080" w:type="dxa"/>
+            <w:shd w:val="clear" w:color="auto" w:fill="2B579A"/>
+          </w:tcPr>
+          <w:p>
+            <w:pPr>
+              <w:jc w:val="center"/>
+            </w:pPr>
+            <w:r>
+              <w:rPr>
+                <w:b/>
+                <w:color w:val="FFFFFF"/>
+                <w:sz w:val="16"/>
+              </w:rPr>
+              <w:t/>
+            </w:r>
+          </w:p>
+        </w:tc>
+      </w:tr>
+      <w:tr>
+        <w:trPr>
+          <w:jc w:val="center"/>
+        </w:trPr>
+        <w:tc>
+          <w:tcPr>
+            <w:tcW w:w="1080" w:type="dxa"/>
+            <w:shd w:val="clear" w:color="auto" w:fill="2B579A"/>
+          </w:tcPr>
+          <w:p>
+            <w:pPr>
+              <w:jc w:val="center"/>
+            </w:pPr>
+            <w:r>
+              <w:rPr>
+                <w:b/>
+                <w:color w:val="FFFFFF"/>
+                <w:sz w:val="16"/>
+              </w:rPr>
+              <w:t>category</w:t>
+            </w:r>
+          </w:p>
+        </w:tc>
+        <w:tc>
+          <w:tcPr>
+            <w:tcW w:w="1080" w:type="dxa"/>
+            <w:shd w:val="clear" w:color="auto" w:fill="2B579A"/>
+          </w:tcPr>
+          <w:p>
+            <w:pPr>
+              <w:jc w:val="center"/>
+            </w:pPr>
+            <w:r>
+              <w:rPr>
+                <w:b/>
+                <w:color w:val="FFFFFF"/>
+                <w:sz w:val="16"/>
+              </w:rPr>
+              <w:t>카테고리</w:t>
+            </w:r>
+          </w:p>
+        </w:tc>
+        <w:tc>
+          <w:tcPr>
+            <w:tcW w:w="1080" w:type="dxa"/>
+            <w:shd w:val="clear" w:color="auto" w:fill="2B579A"/>
+          </w:tcPr>
+          <w:p>
+            <w:pPr>
+              <w:jc w:val="center"/>
+            </w:pPr>
+            <w:r>
+              <w:rPr>
+                <w:b/>
+                <w:color w:val="FFFFFF"/>
+                <w:sz w:val="16"/>
+              </w:rPr>
+              <w:t>VARCHAR(50)</w:t>
+            </w:r>
+          </w:p>
+        </w:tc>
+        <w:tc>
+          <w:tcPr>
+            <w:tcW w:w="1080" w:type="dxa"/>
+            <w:shd w:val="clear" w:color="auto" w:fill="2B579A"/>
+          </w:tcPr>
+          <w:p>
+            <w:pPr>
+              <w:jc w:val="center"/>
+            </w:pPr>
+            <w:r>
+              <w:rPr>
+                <w:b/>
+                <w:color w:val="FFFFFF"/>
+                <w:sz w:val="16"/>
+              </w:rPr>
+              <w:t/>
+            </w:r>
+          </w:p>
+        </w:tc>
+        <w:tc>
+          <w:tcPr>
+            <w:tcW w:w="1080" w:type="dxa"/>
+            <w:shd w:val="clear" w:color="auto" w:fill="2B579A"/>
+          </w:tcPr>
+          <w:p>
+            <w:pPr>
+              <w:jc w:val="center"/>
+            </w:pPr>
+            <w:r>
+              <w:rPr>
+                <w:b/>
+                <w:color w:val="FFFFFF"/>
+                <w:sz w:val="16"/>
+              </w:rPr>
+              <w:t/>
+            </w:r>
+          </w:p>
+        </w:tc>
+        <w:tc>
+          <w:tcPr>
+            <w:tcW w:w="1080" w:type="dxa"/>
+            <w:shd w:val="clear" w:color="auto" w:fill="2B579A"/>
+          </w:tcPr>
+          <w:p>
+            <w:pPr>
+              <w:jc w:val="center"/>
+            </w:pPr>
+            <w:r>
+              <w:rPr>
+                <w:b/>
+                <w:color w:val="FFFFFF"/>
+                <w:sz w:val="16"/>
+              </w:rPr>
+              <w:t>YES</w:t>
+            </w:r>
+          </w:p>
+        </w:tc>
+        <w:tc>
+          <w:tcPr>
+            <w:tcW w:w="1080" w:type="dxa"/>
+            <w:shd w:val="clear" w:color="auto" w:fill="2B579A"/>
+          </w:tcPr>
+          <w:p>
+            <w:pPr>
+              <w:jc w:val="center"/>
+            </w:pPr>
+            <w:r>
+              <w:rPr>
+                <w:b/>
+                <w:color w:val="FFFFFF"/>
+                <w:sz w:val="16"/>
+              </w:rPr>
+              <w:t>NULL</w:t>
+            </w:r>
+          </w:p>
+        </w:tc>
+        <w:tc>
+          <w:tcPr>
+            <w:tcW w:w="1080" w:type="dxa"/>
+            <w:shd w:val="clear" w:color="auto" w:fill="2B579A"/>
+          </w:tcPr>
+          <w:p>
+            <w:pPr>
+              <w:jc w:val="center"/>
+            </w:pPr>
+            <w:r>
+              <w:rPr>
+                <w:b/>
+                <w:color w:val="FFFFFF"/>
+                <w:sz w:val="16"/>
+              </w:rPr>
+              <w:t/>
+            </w:r>
+          </w:p>
+        </w:tc>
+      </w:tr>
+      <w:tr>
+        <w:trPr>
+          <w:jc w:val="center"/>
+        </w:trPr>
+        <w:tc>
+          <w:tcPr>
+            <w:tcW w:w="1080" w:type="dxa"/>
+            <w:shd w:val="clear" w:color="auto" w:fill="2B579A"/>
+          </w:tcPr>
+          <w:p>
+            <w:pPr>
+              <w:jc w:val="center"/>
+            </w:pPr>
+            <w:r>
+              <w:rPr>
+                <w:b/>
+                <w:color w:val="FFFFFF"/>
+                <w:sz w:val="16"/>
+              </w:rPr>
+              <w:t>address</w:t>
+            </w:r>
+          </w:p>
+        </w:tc>
+        <w:tc>
+          <w:tcPr>
+            <w:tcW w:w="1080" w:type="dxa"/>
+            <w:shd w:val="clear" w:color="auto" w:fill="2B579A"/>
+          </w:tcPr>
+          <w:p>
+            <w:pPr>
+              <w:jc w:val="center"/>
+            </w:pPr>
+            <w:r>
+              <w:rPr>
+                <w:b/>
+                <w:color w:val="FFFFFF"/>
+                <w:sz w:val="16"/>
+              </w:rPr>
+              <w:t>주소</w:t>
+            </w:r>
+          </w:p>
+        </w:tc>
+        <w:tc>
+          <w:tcPr>
+            <w:tcW w:w="1080" w:type="dxa"/>
+            <w:shd w:val="clear" w:color="auto" w:fill="2B579A"/>
+          </w:tcPr>
+          <w:p>
+            <w:pPr>
+              <w:jc w:val="center"/>
+            </w:pPr>
+            <w:r>
+              <w:rPr>
+                <w:b/>
+                <w:color w:val="FFFFFF"/>
+                <w:sz w:val="16"/>
+              </w:rPr>
+              <w:t>TEXT</w:t>
+            </w:r>
+          </w:p>
+        </w:tc>
+        <w:tc>
+          <w:tcPr>
+            <w:tcW w:w="1080" w:type="dxa"/>
+            <w:shd w:val="clear" w:color="auto" w:fill="2B579A"/>
+          </w:tcPr>
+          <w:p>
+            <w:pPr>
+              <w:jc w:val="center"/>
+            </w:pPr>
+            <w:r>
+              <w:rPr>
+                <w:b/>
+                <w:color w:val="FFFFFF"/>
+                <w:sz w:val="16"/>
+              </w:rPr>
+              <w:t/>
+            </w:r>
+          </w:p>
+        </w:tc>
+        <w:tc>
+          <w:tcPr>
+            <w:tcW w:w="1080" w:type="dxa"/>
+            <w:shd w:val="clear" w:color="auto" w:fill="2B579A"/>
+          </w:tcPr>
+          <w:p>
+            <w:pPr>
+              <w:jc w:val="center"/>
+            </w:pPr>
+            <w:r>
+              <w:rPr>
+                <w:b/>
+                <w:color w:val="FFFFFF"/>
+                <w:sz w:val="16"/>
+              </w:rPr>
+              <w:t/>
+            </w:r>
+          </w:p>
+        </w:tc>
+        <w:tc>
+          <w:tcPr>
+            <w:tcW w:w="1080" w:type="dxa"/>
+            <w:shd w:val="clear" w:color="auto" w:fill="2B579A"/>
+          </w:tcPr>
+          <w:p>
+            <w:pPr>
+              <w:jc w:val="center"/>
+            </w:pPr>
+            <w:r>
+              <w:rPr>
+                <w:b/>
+                <w:color w:val="FFFFFF"/>
+                <w:sz w:val="16"/>
+              </w:rPr>
+              <w:t>YES</w:t>
+            </w:r>
+          </w:p>
+        </w:tc>
+        <w:tc>
+          <w:tcPr>
+            <w:tcW w:w="1080" w:type="dxa"/>
+            <w:shd w:val="clear" w:color="auto" w:fill="2B579A"/>
+          </w:tcPr>
+          <w:p>
+            <w:pPr>
+              <w:jc w:val="center"/>
+            </w:pPr>
+            <w:r>
+              <w:rPr>
+                <w:b/>
+                <w:color w:val="FFFFFF"/>
+                <w:sz w:val="16"/>
+              </w:rPr>
+              <w:t>NULL</w:t>
+            </w:r>
+          </w:p>
+        </w:tc>
+        <w:tc>
+          <w:tcPr>
+            <w:tcW w:w="1080" w:type="dxa"/>
+            <w:shd w:val="clear" w:color="auto" w:fill="2B579A"/>
+          </w:tcPr>
+          <w:p>
+            <w:pPr>
+              <w:jc w:val="center"/>
+            </w:pPr>
+            <w:r>
+              <w:rPr>
+                <w:b/>
+                <w:color w:val="FFFFFF"/>
+                <w:sz w:val="16"/>
+              </w:rPr>
+              <w:t/>
+            </w:r>
+          </w:p>
+        </w:tc>
+      </w:tr>
+      <w:tr>
+        <w:trPr>
+          <w:jc w:val="center"/>
+        </w:trPr>
+        <w:tc>
+          <w:tcPr>
+            <w:tcW w:w="1080" w:type="dxa"/>
+            <w:shd w:val="clear" w:color="auto" w:fill="2B579A"/>
+          </w:tcPr>
+          <w:p>
+            <w:pPr>
+              <w:jc w:val="center"/>
+            </w:pPr>
+            <w:r>
+              <w:rPr>
+                <w:b/>
+                <w:color w:val="FFFFFF"/>
+                <w:sz w:val="16"/>
+              </w:rPr>
+              <w:t>district</w:t>
+            </w:r>
+          </w:p>
+        </w:tc>
+        <w:tc>
+          <w:tcPr>
+            <w:tcW w:w="1080" w:type="dxa"/>
+            <w:shd w:val="clear" w:color="auto" w:fill="2B579A"/>
+          </w:tcPr>
+          <w:p>
+            <w:pPr>
+              <w:jc w:val="center"/>
+            </w:pPr>
+            <w:r>
+              <w:rPr>
+                <w:b/>
+                <w:color w:val="FFFFFF"/>
+                <w:sz w:val="16"/>
+              </w:rPr>
+              <w:t>자치구</w:t>
+            </w:r>
+          </w:p>
+        </w:tc>
+        <w:tc>
+          <w:tcPr>
+            <w:tcW w:w="1080" w:type="dxa"/>
+            <w:shd w:val="clear" w:color="auto" w:fill="2B579A"/>
+          </w:tcPr>
+          <w:p>
+            <w:pPr>
+              <w:jc w:val="center"/>
+            </w:pPr>
+            <w:r>
+              <w:rPr>
+                <w:b/>
+                <w:color w:val="FFFFFF"/>
+                <w:sz w:val="16"/>
+              </w:rPr>
+              <w:t>VARCHAR(50)</w:t>
+            </w:r>
+          </w:p>
+        </w:tc>
+        <w:tc>
+          <w:tcPr>
+            <w:tcW w:w="1080" w:type="dxa"/>
+            <w:shd w:val="clear" w:color="auto" w:fill="2B579A"/>
+          </w:tcPr>
+          <w:p>
+            <w:pPr>
+              <w:jc w:val="center"/>
+            </w:pPr>
+            <w:r>
+              <w:rPr>
+                <w:b/>
+                <w:color w:val="FFFFFF"/>
+                <w:sz w:val="16"/>
+              </w:rPr>
+              <w:t/>
+            </w:r>
+          </w:p>
+        </w:tc>
+        <w:tc>
+          <w:tcPr>
+            <w:tcW w:w="1080" w:type="dxa"/>
+            <w:shd w:val="clear" w:color="auto" w:fill="2B579A"/>
+          </w:tcPr>
+          <w:p>
+            <w:pPr>
+              <w:jc w:val="center"/>
+            </w:pPr>
+            <w:r>
+              <w:rPr>
+                <w:b/>
+                <w:color w:val="FFFFFF"/>
+                <w:sz w:val="16"/>
+              </w:rPr>
+              <w:t/>
+            </w:r>
+          </w:p>
+        </w:tc>
+        <w:tc>
+          <w:tcPr>
+            <w:tcW w:w="1080" w:type="dxa"/>
+            <w:shd w:val="clear" w:color="auto" w:fill="2B579A"/>
+          </w:tcPr>
+          <w:p>
+            <w:pPr>
+              <w:jc w:val="center"/>
+            </w:pPr>
+            <w:r>
+              <w:rPr>
+                <w:b/>
+                <w:color w:val="FFFFFF"/>
+                <w:sz w:val="16"/>
+              </w:rPr>
+              <w:t>YES</w:t>
+            </w:r>
+          </w:p>
+        </w:tc>
+        <w:tc>
+          <w:tcPr>
+            <w:tcW w:w="1080" w:type="dxa"/>
+            <w:shd w:val="clear" w:color="auto" w:fill="2B579A"/>
+          </w:tcPr>
+          <w:p>
+            <w:pPr>
+              <w:jc w:val="center"/>
+            </w:pPr>
+            <w:r>
+              <w:rPr>
+                <w:b/>
+                <w:color w:val="FFFFFF"/>
+                <w:sz w:val="16"/>
+              </w:rPr>
+              <w:t>NULL</w:t>
+            </w:r>
+          </w:p>
+        </w:tc>
+        <w:tc>
+          <w:tcPr>
+            <w:tcW w:w="1080" w:type="dxa"/>
+            <w:shd w:val="clear" w:color="auto" w:fill="2B579A"/>
+          </w:tcPr>
+          <w:p>
+            <w:pPr>
+              <w:jc w:val="center"/>
+            </w:pPr>
+            <w:r>
+              <w:rPr>
+                <w:b/>
+                <w:color w:val="FFFFFF"/>
+                <w:sz w:val="16"/>
+              </w:rPr>
+              <w:t/>
+            </w:r>
+          </w:p>
+        </w:tc>
+      </w:tr>
+      <w:tr>
+        <w:trPr>
+          <w:jc w:val="center"/>
+        </w:trPr>
+        <w:tc>
+          <w:tcPr>
+            <w:tcW w:w="1080" w:type="dxa"/>
+            <w:shd w:val="clear" w:color="auto" w:fill="2B579A"/>
+          </w:tcPr>
+          <w:p>
+            <w:pPr>
+              <w:jc w:val="center"/>
+            </w:pPr>
+            <w:r>
+              <w:rPr>
+                <w:b/>
+                <w:color w:val="FFFFFF"/>
+                <w:sz w:val="16"/>
+              </w:rPr>
+              <w:t>lat</w:t>
+            </w:r>
+          </w:p>
+        </w:tc>
+        <w:tc>
+          <w:tcPr>
+            <w:tcW w:w="1080" w:type="dxa"/>
+            <w:shd w:val="clear" w:color="auto" w:fill="2B579A"/>
+          </w:tcPr>
+          <w:p>
+            <w:pPr>
+              <w:jc w:val="center"/>
+            </w:pPr>
+            <w:r>
+              <w:rPr>
+                <w:b/>
+                <w:color w:val="FFFFFF"/>
+                <w:sz w:val="16"/>
+              </w:rPr>
+              <w:t>위도</w:t>
+            </w:r>
+          </w:p>
+        </w:tc>
+        <w:tc>
+          <w:tcPr>
+            <w:tcW w:w="1080" w:type="dxa"/>
+            <w:shd w:val="clear" w:color="auto" w:fill="2B579A"/>
+          </w:tcPr>
+          <w:p>
+            <w:pPr>
+              <w:jc w:val="center"/>
+            </w:pPr>
+            <w:r>
+              <w:rPr>
+                <w:b/>
+                <w:color w:val="FFFFFF"/>
+                <w:sz w:val="16"/>
+              </w:rPr>
+              <w:t>DOUBLE PRECISION</w:t>
+            </w:r>
+          </w:p>
+        </w:tc>
+        <w:tc>
+          <w:tcPr>
+            <w:tcW w:w="1080" w:type="dxa"/>
+            <w:shd w:val="clear" w:color="auto" w:fill="2B579A"/>
+          </w:tcPr>
+          <w:p>
+            <w:pPr>
+              <w:jc w:val="center"/>
+            </w:pPr>
+            <w:r>
+              <w:rPr>
+                <w:b/>
+                <w:color w:val="FFFFFF"/>
+                <w:sz w:val="16"/>
+              </w:rPr>
+              <w:t/>
+            </w:r>
+          </w:p>
+        </w:tc>
+        <w:tc>
+          <w:tcPr>
+            <w:tcW w:w="1080" w:type="dxa"/>
+            <w:shd w:val="clear" w:color="auto" w:fill="2B579A"/>
+          </w:tcPr>
+          <w:p>
+            <w:pPr>
+              <w:jc w:val="center"/>
+            </w:pPr>
+            <w:r>
+              <w:rPr>
+                <w:b/>
+                <w:color w:val="FFFFFF"/>
+                <w:sz w:val="16"/>
+              </w:rPr>
+              <w:t/>
+            </w:r>
+          </w:p>
+        </w:tc>
+        <w:tc>
+          <w:tcPr>
+            <w:tcW w:w="1080" w:type="dxa"/>
+            <w:shd w:val="clear" w:color="auto" w:fill="2B579A"/>
+          </w:tcPr>
+          <w:p>
+            <w:pPr>
+              <w:jc w:val="center"/>
+            </w:pPr>
+            <w:r>
+              <w:rPr>
+                <w:b/>
+                <w:color w:val="FFFFFF"/>
+                <w:sz w:val="16"/>
+              </w:rPr>
+              <w:t>YES</w:t>
+            </w:r>
+          </w:p>
+        </w:tc>
+        <w:tc>
+          <w:tcPr>
+            <w:tcW w:w="1080" w:type="dxa"/>
+            <w:shd w:val="clear" w:color="auto" w:fill="2B579A"/>
+          </w:tcPr>
+          <w:p>
+            <w:pPr>
+              <w:jc w:val="center"/>
+            </w:pPr>
+            <w:r>
+              <w:rPr>
+                <w:b/>
+                <w:color w:val="FFFFFF"/>
+                <w:sz w:val="16"/>
+              </w:rPr>
+              <w:t>NULL</w:t>
+            </w:r>
+          </w:p>
+        </w:tc>
+        <w:tc>
+          <w:tcPr>
+            <w:tcW w:w="1080" w:type="dxa"/>
+            <w:shd w:val="clear" w:color="auto" w:fill="2B579A"/>
+          </w:tcPr>
+          <w:p>
+            <w:pPr>
+              <w:jc w:val="center"/>
+            </w:pPr>
+            <w:r>
+              <w:rPr>
+                <w:b/>
+                <w:color w:val="FFFFFF"/>
+                <w:sz w:val="16"/>
+              </w:rPr>
+              <w:t/>
+            </w:r>
+          </w:p>
+        </w:tc>
+      </w:tr>
+      <w:tr>
+        <w:trPr>
+          <w:jc w:val="center"/>
+        </w:trPr>
+        <w:tc>
+          <w:tcPr>
+            <w:tcW w:w="1080" w:type="dxa"/>
+            <w:shd w:val="clear" w:color="auto" w:fill="2B579A"/>
+          </w:tcPr>
+          <w:p>
+            <w:pPr>
+              <w:jc w:val="center"/>
+            </w:pPr>
+            <w:r>
+              <w:rPr>
+                <w:b/>
+                <w:color w:val="FFFFFF"/>
+                <w:sz w:val="16"/>
+              </w:rPr>
+              <w:t>lng</w:t>
+            </w:r>
+          </w:p>
+        </w:tc>
+        <w:tc>
+          <w:tcPr>
+            <w:tcW w:w="1080" w:type="dxa"/>
+            <w:shd w:val="clear" w:color="auto" w:fill="2B579A"/>
+          </w:tcPr>
+          <w:p>
+            <w:pPr>
+              <w:jc w:val="center"/>
+            </w:pPr>
+            <w:r>
+              <w:rPr>
+                <w:b/>
+                <w:color w:val="FFFFFF"/>
+                <w:sz w:val="16"/>
+              </w:rPr>
+              <w:t>경도</w:t>
+            </w:r>
+          </w:p>
+        </w:tc>
+        <w:tc>
+          <w:tcPr>
+            <w:tcW w:w="1080" w:type="dxa"/>
+            <w:shd w:val="clear" w:color="auto" w:fill="2B579A"/>
+          </w:tcPr>
+          <w:p>
+            <w:pPr>
+              <w:jc w:val="center"/>
+            </w:pPr>
+            <w:r>
+              <w:rPr>
+                <w:b/>
+                <w:color w:val="FFFFFF"/>
+                <w:sz w:val="16"/>
+              </w:rPr>
+              <w:t>DOUBLE PRECISION</w:t>
+            </w:r>
+          </w:p>
+        </w:tc>
+        <w:tc>
+          <w:tcPr>
+            <w:tcW w:w="1080" w:type="dxa"/>
+            <w:shd w:val="clear" w:color="auto" w:fill="2B579A"/>
+          </w:tcPr>
+          <w:p>
+            <w:pPr>
+              <w:jc w:val="center"/>
+            </w:pPr>
+            <w:r>
+              <w:rPr>
+                <w:b/>
+                <w:color w:val="FFFFFF"/>
+                <w:sz w:val="16"/>
+              </w:rPr>
+              <w:t/>
+            </w:r>
+          </w:p>
+        </w:tc>
+        <w:tc>
+          <w:tcPr>
+            <w:tcW w:w="1080" w:type="dxa"/>
+            <w:shd w:val="clear" w:color="auto" w:fill="2B579A"/>
+          </w:tcPr>
+          <w:p>
+            <w:pPr>
+              <w:jc w:val="center"/>
+            </w:pPr>
+            <w:r>
+              <w:rPr>
+                <w:b/>
+                <w:color w:val="FFFFFF"/>
+                <w:sz w:val="16"/>
+              </w:rPr>
+              <w:t/>
+            </w:r>
+          </w:p>
+        </w:tc>
+        <w:tc>
+          <w:tcPr>
+            <w:tcW w:w="1080" w:type="dxa"/>
+            <w:shd w:val="clear" w:color="auto" w:fill="2B579A"/>
+          </w:tcPr>
+          <w:p>
+            <w:pPr>
+              <w:jc w:val="center"/>
+            </w:pPr>
+            <w:r>
+              <w:rPr>
+                <w:b/>
+                <w:color w:val="FFFFFF"/>
+                <w:sz w:val="16"/>
+              </w:rPr>
+              <w:t>YES</w:t>
+            </w:r>
+          </w:p>
+        </w:tc>
+        <w:tc>
+          <w:tcPr>
+            <w:tcW w:w="1080" w:type="dxa"/>
+            <w:shd w:val="clear" w:color="auto" w:fill="2B579A"/>
+          </w:tcPr>
+          <w:p>
+            <w:pPr>
+              <w:jc w:val="center"/>
+            </w:pPr>
+            <w:r>
+              <w:rPr>
+                <w:b/>
+                <w:color w:val="FFFFFF"/>
+                <w:sz w:val="16"/>
+              </w:rPr>
+              <w:t>NULL</w:t>
+            </w:r>
+          </w:p>
+        </w:tc>
+        <w:tc>
+          <w:tcPr>
+            <w:tcW w:w="1080" w:type="dxa"/>
+            <w:shd w:val="clear" w:color="auto" w:fill="2B579A"/>
+          </w:tcPr>
+          <w:p>
+            <w:pPr>
+              <w:jc w:val="center"/>
+            </w:pPr>
+            <w:r>
+              <w:rPr>
+                <w:b/>
+                <w:color w:val="FFFFFF"/>
+                <w:sz w:val="16"/>
+              </w:rPr>
+              <w:t/>
+            </w:r>
+          </w:p>
+        </w:tc>
+      </w:tr>
+      <w:tr>
+        <w:trPr>
+          <w:jc w:val="center"/>
+        </w:trPr>
+        <w:tc>
+          <w:tcPr>
+            <w:tcW w:w="1080" w:type="dxa"/>
+            <w:shd w:val="clear" w:color="auto" w:fill="2B579A"/>
+          </w:tcPr>
+          <w:p>
+            <w:pPr>
+              <w:jc w:val="center"/>
+            </w:pPr>
+            <w:r>
+              <w:rPr>
+                <w:b/>
+                <w:color w:val="FFFFFF"/>
+                <w:sz w:val="16"/>
+              </w:rPr>
+              <w:t>rating</w:t>
+            </w:r>
+          </w:p>
+        </w:tc>
+        <w:tc>
+          <w:tcPr>
+            <w:tcW w:w="1080" w:type="dxa"/>
+            <w:shd w:val="clear" w:color="auto" w:fill="2B579A"/>
+          </w:tcPr>
+          <w:p>
+            <w:pPr>
+              <w:jc w:val="center"/>
+            </w:pPr>
+            <w:r>
+              <w:rPr>
+                <w:b/>
+                <w:color w:val="FFFFFF"/>
+                <w:sz w:val="16"/>
+              </w:rPr>
+              <w:t>평점</w:t>
+            </w:r>
+          </w:p>
+        </w:tc>
+        <w:tc>
+          <w:tcPr>
+            <w:tcW w:w="1080" w:type="dxa"/>
+            <w:shd w:val="clear" w:color="auto" w:fill="2B579A"/>
+          </w:tcPr>
+          <w:p>
+            <w:pPr>
+              <w:jc w:val="center"/>
+            </w:pPr>
+            <w:r>
+              <w:rPr>
+                <w:b/>
+                <w:color w:val="FFFFFF"/>
+                <w:sz w:val="16"/>
+              </w:rPr>
+              <w:t>REAL</w:t>
+            </w:r>
+          </w:p>
+        </w:tc>
+        <w:tc>
+          <w:tcPr>
+            <w:tcW w:w="1080" w:type="dxa"/>
+            <w:shd w:val="clear" w:color="auto" w:fill="2B579A"/>
+          </w:tcPr>
+          <w:p>
+            <w:pPr>
+              <w:jc w:val="center"/>
+            </w:pPr>
+            <w:r>
+              <w:rPr>
+                <w:b/>
+                <w:color w:val="FFFFFF"/>
+                <w:sz w:val="16"/>
+              </w:rPr>
+              <w:t/>
+            </w:r>
+          </w:p>
+        </w:tc>
+        <w:tc>
+          <w:tcPr>
+            <w:tcW w:w="1080" w:type="dxa"/>
+            <w:shd w:val="clear" w:color="auto" w:fill="2B579A"/>
+          </w:tcPr>
+          <w:p>
+            <w:pPr>
+              <w:jc w:val="center"/>
+            </w:pPr>
+            <w:r>
+              <w:rPr>
+                <w:b/>
+                <w:color w:val="FFFFFF"/>
+                <w:sz w:val="16"/>
+              </w:rPr>
+              <w:t/>
+            </w:r>
+          </w:p>
+        </w:tc>
+        <w:tc>
+          <w:tcPr>
+            <w:tcW w:w="1080" w:type="dxa"/>
+            <w:shd w:val="clear" w:color="auto" w:fill="2B579A"/>
+          </w:tcPr>
+          <w:p>
+            <w:pPr>
+              <w:jc w:val="center"/>
+            </w:pPr>
+            <w:r>
+              <w:rPr>
+                <w:b/>
+                <w:color w:val="FFFFFF"/>
+                <w:sz w:val="16"/>
+              </w:rPr>
+              <w:t>YES</w:t>
+            </w:r>
+          </w:p>
+        </w:tc>
+        <w:tc>
+          <w:tcPr>
+            <w:tcW w:w="1080" w:type="dxa"/>
+            <w:shd w:val="clear" w:color="auto" w:fill="2B579A"/>
+          </w:tcPr>
+          <w:p>
+            <w:pPr>
+              <w:jc w:val="center"/>
+            </w:pPr>
+            <w:r>
+              <w:rPr>
+                <w:b/>
+                <w:color w:val="FFFFFF"/>
+                <w:sz w:val="16"/>
+              </w:rPr>
+              <w:t>NULL</w:t>
+            </w:r>
+          </w:p>
+        </w:tc>
+        <w:tc>
+          <w:tcPr>
+            <w:tcW w:w="1080" w:type="dxa"/>
+            <w:shd w:val="clear" w:color="auto" w:fill="2B579A"/>
+          </w:tcPr>
+          <w:p>
+            <w:pPr>
+              <w:jc w:val="center"/>
+            </w:pPr>
+            <w:r>
+              <w:rPr>
+                <w:b/>
+                <w:color w:val="FFFFFF"/>
+                <w:sz w:val="16"/>
+              </w:rPr>
+              <w:t/>
+            </w:r>
+          </w:p>
+        </w:tc>
+      </w:tr>
+      <w:tr>
+        <w:trPr>
+          <w:jc w:val="center"/>
+        </w:trPr>
+        <w:tc>
+          <w:tcPr>
+            <w:tcW w:w="1080" w:type="dxa"/>
+            <w:shd w:val="clear" w:color="auto" w:fill="2B579A"/>
+          </w:tcPr>
+          <w:p>
+            <w:pPr>
+              <w:jc w:val="center"/>
+            </w:pPr>
+            <w:r>
+              <w:rPr>
+                <w:b/>
+                <w:color w:val="FFFFFF"/>
+                <w:sz w:val="16"/>
+              </w:rPr>
+              <w:t>image_url</w:t>
+            </w:r>
+          </w:p>
+        </w:tc>
+        <w:tc>
+          <w:tcPr>
+            <w:tcW w:w="1080" w:type="dxa"/>
+            <w:shd w:val="clear" w:color="auto" w:fill="2B579A"/>
+          </w:tcPr>
+          <w:p>
+            <w:pPr>
+              <w:jc w:val="center"/>
+            </w:pPr>
+            <w:r>
+              <w:rPr>
+                <w:b/>
+                <w:color w:val="FFFFFF"/>
+                <w:sz w:val="16"/>
+              </w:rPr>
+              <w:t>이미지URL</w:t>
+            </w:r>
+          </w:p>
+        </w:tc>
+        <w:tc>
+          <w:tcPr>
+            <w:tcW w:w="1080" w:type="dxa"/>
+            <w:shd w:val="clear" w:color="auto" w:fill="2B579A"/>
+          </w:tcPr>
+          <w:p>
+            <w:pPr>
+              <w:jc w:val="center"/>
+            </w:pPr>
+            <w:r>
+              <w:rPr>
+                <w:b/>
+                <w:color w:val="FFFFFF"/>
+                <w:sz w:val="16"/>
+              </w:rPr>
+              <w:t>TEXT</w:t>
+            </w:r>
+          </w:p>
+        </w:tc>
+        <w:tc>
+          <w:tcPr>
+            <w:tcW w:w="1080" w:type="dxa"/>
+            <w:shd w:val="clear" w:color="auto" w:fill="2B579A"/>
+          </w:tcPr>
+          <w:p>
+            <w:pPr>
+              <w:jc w:val="center"/>
+            </w:pPr>
+            <w:r>
+              <w:rPr>
+                <w:b/>
+                <w:color w:val="FFFFFF"/>
+                <w:sz w:val="16"/>
+              </w:rPr>
+              <w:t/>
+            </w:r>
+          </w:p>
+        </w:tc>
+        <w:tc>
+          <w:tcPr>
+            <w:tcW w:w="1080" w:type="dxa"/>
+            <w:shd w:val="clear" w:color="auto" w:fill="2B579A"/>
+          </w:tcPr>
+          <w:p>
+            <w:pPr>
+              <w:jc w:val="center"/>
+            </w:pPr>
+            <w:r>
+              <w:rPr>
+                <w:b/>
+                <w:color w:val="FFFFFF"/>
+                <w:sz w:val="16"/>
+              </w:rPr>
+              <w:t/>
+            </w:r>
+          </w:p>
+        </w:tc>
+        <w:tc>
+          <w:tcPr>
+            <w:tcW w:w="1080" w:type="dxa"/>
+            <w:shd w:val="clear" w:color="auto" w:fill="2B579A"/>
+          </w:tcPr>
+          <w:p>
+            <w:pPr>
+              <w:jc w:val="center"/>
+            </w:pPr>
+            <w:r>
+              <w:rPr>
+                <w:b/>
+                <w:color w:val="FFFFFF"/>
+                <w:sz w:val="16"/>
+              </w:rPr>
+              <w:t>YES</w:t>
+            </w:r>
+          </w:p>
+        </w:tc>
+        <w:tc>
+          <w:tcPr>
+            <w:tcW w:w="1080" w:type="dxa"/>
+            <w:shd w:val="clear" w:color="auto" w:fill="2B579A"/>
+          </w:tcPr>
+          <w:p>
+            <w:pPr>
+              <w:jc w:val="center"/>
+            </w:pPr>
+            <w:r>
+              <w:rPr>
+                <w:b/>
+                <w:color w:val="FFFFFF"/>
+                <w:sz w:val="16"/>
+              </w:rPr>
+              <w:t>NULL</w:t>
+            </w:r>
+          </w:p>
+        </w:tc>
+        <w:tc>
+          <w:tcPr>
+            <w:tcW w:w="1080" w:type="dxa"/>
+            <w:shd w:val="clear" w:color="auto" w:fill="2B579A"/>
+          </w:tcPr>
+          <w:p>
+            <w:pPr>
+              <w:jc w:val="center"/>
+            </w:pPr>
+            <w:r>
+              <w:rPr>
+                <w:b/>
+                <w:color w:val="FFFFFF"/>
+                <w:sz w:val="16"/>
+              </w:rPr>
+              <w:t/>
+            </w:r>
+          </w:p>
+        </w:tc>
+      </w:tr>
+      <w:tr>
+        <w:trPr>
+          <w:jc w:val="center"/>
+        </w:trPr>
+        <w:tc>
+          <w:tcPr>
+            <w:tcW w:w="1080" w:type="dxa"/>
+            <w:shd w:val="clear" w:color="auto" w:fill="2B579A"/>
+          </w:tcPr>
+          <w:p>
+            <w:pPr>
+              <w:jc w:val="center"/>
+            </w:pPr>
+            <w:r>
+              <w:rPr>
+                <w:b/>
+                <w:color w:val="FFFFFF"/>
+                <w:sz w:val="16"/>
+              </w:rPr>
+              <w:t>summary</w:t>
+            </w:r>
+          </w:p>
+        </w:tc>
+        <w:tc>
+          <w:tcPr>
+            <w:tcW w:w="1080" w:type="dxa"/>
+            <w:shd w:val="clear" w:color="auto" w:fill="2B579A"/>
+          </w:tcPr>
+          <w:p>
+            <w:pPr>
+              <w:jc w:val="center"/>
+            </w:pPr>
+            <w:r>
+              <w:rPr>
+                <w:b/>
+                <w:color w:val="FFFFFF"/>
+                <w:sz w:val="16"/>
+              </w:rPr>
+              <w:t>요약</w:t>
+            </w:r>
+          </w:p>
+        </w:tc>
+        <w:tc>
+          <w:tcPr>
+            <w:tcW w:w="1080" w:type="dxa"/>
+            <w:shd w:val="clear" w:color="auto" w:fill="2B579A"/>
+          </w:tcPr>
+          <w:p>
+            <w:pPr>
+              <w:jc w:val="center"/>
+            </w:pPr>
+            <w:r>
+              <w:rPr>
+                <w:b/>
+                <w:color w:val="FFFFFF"/>
+                <w:sz w:val="16"/>
+              </w:rPr>
+              <w:t>TEXT</w:t>
+            </w:r>
+          </w:p>
+        </w:tc>
+        <w:tc>
+          <w:tcPr>
+            <w:tcW w:w="1080" w:type="dxa"/>
+            <w:shd w:val="clear" w:color="auto" w:fill="2B579A"/>
+          </w:tcPr>
+          <w:p>
+            <w:pPr>
+              <w:jc w:val="center"/>
+            </w:pPr>
+            <w:r>
+              <w:rPr>
+                <w:b/>
+                <w:color w:val="FFFFFF"/>
+                <w:sz w:val="16"/>
+              </w:rPr>
+              <w:t/>
+            </w:r>
+          </w:p>
+        </w:tc>
+        <w:tc>
+          <w:tcPr>
+            <w:tcW w:w="1080" w:type="dxa"/>
+            <w:shd w:val="clear" w:color="auto" w:fill="2B579A"/>
+          </w:tcPr>
+          <w:p>
+            <w:pPr>
+              <w:jc w:val="center"/>
+            </w:pPr>
+            <w:r>
+              <w:rPr>
+                <w:b/>
+                <w:color w:val="FFFFFF"/>
+                <w:sz w:val="16"/>
+              </w:rPr>
+              <w:t/>
+            </w:r>
+          </w:p>
+        </w:tc>
+        <w:tc>
+          <w:tcPr>
+            <w:tcW w:w="1080" w:type="dxa"/>
+            <w:shd w:val="clear" w:color="auto" w:fill="2B579A"/>
+          </w:tcPr>
+          <w:p>
+            <w:pPr>
+              <w:jc w:val="center"/>
+            </w:pPr>
+            <w:r>
+              <w:rPr>
+                <w:b/>
+                <w:color w:val="FFFFFF"/>
+                <w:sz w:val="16"/>
+              </w:rPr>
+              <w:t>YES</w:t>
+            </w:r>
+          </w:p>
+        </w:tc>
+        <w:tc>
+          <w:tcPr>
+            <w:tcW w:w="1080" w:type="dxa"/>
+            <w:shd w:val="clear" w:color="auto" w:fill="2B579A"/>
+          </w:tcPr>
+          <w:p>
+            <w:pPr>
+              <w:jc w:val="center"/>
+            </w:pPr>
+            <w:r>
+              <w:rPr>
+                <w:b/>
+                <w:color w:val="FFFFFF"/>
+                <w:sz w:val="16"/>
+              </w:rPr>
+              <w:t>NULL</w:t>
+            </w:r>
+          </w:p>
+        </w:tc>
+        <w:tc>
+          <w:tcPr>
+            <w:tcW w:w="1080" w:type="dxa"/>
+            <w:shd w:val="clear" w:color="auto" w:fill="2B579A"/>
+          </w:tcPr>
+          <w:p>
+            <w:pPr>
+              <w:jc w:val="center"/>
+            </w:pPr>
+            <w:r>
+              <w:rPr>
+                <w:b/>
+                <w:color w:val="FFFFFF"/>
+                <w:sz w:val="16"/>
+              </w:rPr>
+              <w:t>최대 500자</w:t>
+            </w:r>
+          </w:p>
+        </w:tc>
+      </w:tr>
+      <w:tr>
+        <w:trPr>
+          <w:jc w:val="center"/>
+        </w:trPr>
+        <w:tc>
+          <w:tcPr>
+            <w:tcW w:w="1080" w:type="dxa"/>
+            <w:shd w:val="clear" w:color="auto" w:fill="2B579A"/>
+          </w:tcPr>
+          <w:p>
+            <w:pPr>
+              <w:jc w:val="center"/>
+            </w:pPr>
+            <w:r>
+              <w:rPr>
+                <w:b/>
+                <w:color w:val="FFFFFF"/>
+                <w:sz w:val="16"/>
+              </w:rPr>
+              <w:t>source_thread_id</w:t>
+            </w:r>
+          </w:p>
+        </w:tc>
+        <w:tc>
+          <w:tcPr>
+            <w:tcW w:w="1080" w:type="dxa"/>
+            <w:shd w:val="clear" w:color="auto" w:fill="2B579A"/>
+          </w:tcPr>
+          <w:p>
+            <w:pPr>
+              <w:jc w:val="center"/>
+            </w:pPr>
+            <w:r>
+              <w:rPr>
+                <w:b/>
+                <w:color w:val="FFFFFF"/>
+                <w:sz w:val="16"/>
+              </w:rPr>
+              <w:t>출처 스레드ID</w:t>
+            </w:r>
+          </w:p>
+        </w:tc>
+        <w:tc>
+          <w:tcPr>
+            <w:tcW w:w="1080" w:type="dxa"/>
+            <w:shd w:val="clear" w:color="auto" w:fill="2B579A"/>
+          </w:tcPr>
+          <w:p>
+            <w:pPr>
+              <w:jc w:val="center"/>
+            </w:pPr>
+            <w:r>
+              <w:rPr>
+                <w:b/>
+                <w:color w:val="FFFFFF"/>
+                <w:sz w:val="16"/>
+              </w:rPr>
+              <w:t>VARCHAR(100)</w:t>
+            </w:r>
+          </w:p>
+        </w:tc>
+        <w:tc>
+          <w:tcPr>
+            <w:tcW w:w="1080" w:type="dxa"/>
+            <w:shd w:val="clear" w:color="auto" w:fill="2B579A"/>
+          </w:tcPr>
+          <w:p>
+            <w:pPr>
+              <w:jc w:val="center"/>
+            </w:pPr>
+            <w:r>
+              <w:rPr>
+                <w:b/>
+                <w:color w:val="FFFFFF"/>
+                <w:sz w:val="16"/>
+              </w:rPr>
+              <w:t/>
+            </w:r>
+          </w:p>
+        </w:tc>
+        <w:tc>
+          <w:tcPr>
+            <w:tcW w:w="1080" w:type="dxa"/>
+            <w:shd w:val="clear" w:color="auto" w:fill="2B579A"/>
+          </w:tcPr>
+          <w:p>
+            <w:pPr>
+              <w:jc w:val="center"/>
+            </w:pPr>
+            <w:r>
+              <w:rPr>
+                <w:b/>
+                <w:color w:val="FFFFFF"/>
+                <w:sz w:val="16"/>
+              </w:rPr>
+              <w:t/>
+            </w:r>
+          </w:p>
+        </w:tc>
+        <w:tc>
+          <w:tcPr>
+            <w:tcW w:w="1080" w:type="dxa"/>
+            <w:shd w:val="clear" w:color="auto" w:fill="2B579A"/>
+          </w:tcPr>
+          <w:p>
+            <w:pPr>
+              <w:jc w:val="center"/>
+            </w:pPr>
+            <w:r>
+              <w:rPr>
+                <w:b/>
+                <w:color w:val="FFFFFF"/>
+                <w:sz w:val="16"/>
+              </w:rPr>
+              <w:t>YES</w:t>
+            </w:r>
+          </w:p>
+        </w:tc>
+        <w:tc>
+          <w:tcPr>
+            <w:tcW w:w="1080" w:type="dxa"/>
+            <w:shd w:val="clear" w:color="auto" w:fill="2B579A"/>
+          </w:tcPr>
+          <w:p>
+            <w:pPr>
+              <w:jc w:val="center"/>
+            </w:pPr>
+            <w:r>
+              <w:rPr>
+                <w:b/>
+                <w:color w:val="FFFFFF"/>
+                <w:sz w:val="16"/>
+              </w:rPr>
+              <w:t>NULL</w:t>
+            </w:r>
+          </w:p>
+        </w:tc>
+        <w:tc>
+          <w:tcPr>
+            <w:tcW w:w="1080" w:type="dxa"/>
+            <w:shd w:val="clear" w:color="auto" w:fill="2B579A"/>
+          </w:tcPr>
+          <w:p>
+            <w:pPr>
+              <w:jc w:val="center"/>
+            </w:pPr>
+            <w:r>
+              <w:rPr>
+                <w:b/>
+                <w:color w:val="FFFFFF"/>
+                <w:sz w:val="16"/>
+              </w:rPr>
+              <w:t>어느 대화에서 저장됐는지</w:t>
+            </w:r>
+          </w:p>
+        </w:tc>
+      </w:tr>
+      <w:tr>
+        <w:trPr>
+          <w:jc w:val="center"/>
+        </w:trPr>
+        <w:tc>
+          <w:tcPr>
+            <w:tcW w:w="1080" w:type="dxa"/>
+            <w:shd w:val="clear" w:color="auto" w:fill="2B579A"/>
+          </w:tcPr>
+          <w:p>
+            <w:pPr>
+              <w:jc w:val="center"/>
+            </w:pPr>
+            <w:r>
+              <w:rPr>
+                <w:b/>
+                <w:color w:val="FFFFFF"/>
+                <w:sz w:val="16"/>
+              </w:rPr>
+              <w:t>source_message_id</w:t>
+            </w:r>
+          </w:p>
+        </w:tc>
+        <w:tc>
+          <w:tcPr>
+            <w:tcW w:w="1080" w:type="dxa"/>
+            <w:shd w:val="clear" w:color="auto" w:fill="2B579A"/>
+          </w:tcPr>
+          <w:p>
+            <w:pPr>
+              <w:jc w:val="center"/>
+            </w:pPr>
+            <w:r>
+              <w:rPr>
+                <w:b/>
+                <w:color w:val="FFFFFF"/>
+                <w:sz w:val="16"/>
+              </w:rPr>
+              <w:t>출처 메시지ID</w:t>
+            </w:r>
+          </w:p>
+        </w:tc>
+        <w:tc>
+          <w:tcPr>
+            <w:tcW w:w="1080" w:type="dxa"/>
+            <w:shd w:val="clear" w:color="auto" w:fill="2B579A"/>
+          </w:tcPr>
+          <w:p>
+            <w:pPr>
+              <w:jc w:val="center"/>
+            </w:pPr>
+            <w:r>
+              <w:rPr>
+                <w:b/>
+                <w:color w:val="FFFFFF"/>
+                <w:sz w:val="16"/>
+              </w:rPr>
+              <w:t>BIGINT</w:t>
+            </w:r>
+          </w:p>
+        </w:tc>
+        <w:tc>
+          <w:tcPr>
+            <w:tcW w:w="1080" w:type="dxa"/>
+            <w:shd w:val="clear" w:color="auto" w:fill="2B579A"/>
+          </w:tcPr>
+          <w:p>
+            <w:pPr>
+              <w:jc w:val="center"/>
+            </w:pPr>
+            <w:r>
+              <w:rPr>
+                <w:b/>
+                <w:color w:val="FFFFFF"/>
+                <w:sz w:val="16"/>
+              </w:rPr>
+              <w:t/>
+            </w:r>
+          </w:p>
+        </w:tc>
+        <w:tc>
+          <w:tcPr>
+            <w:tcW w:w="1080" w:type="dxa"/>
+            <w:shd w:val="clear" w:color="auto" w:fill="2B579A"/>
+          </w:tcPr>
+          <w:p>
+            <w:pPr>
+              <w:jc w:val="center"/>
+            </w:pPr>
+            <w:r>
+              <w:rPr>
+                <w:b/>
+                <w:color w:val="FFFFFF"/>
+                <w:sz w:val="16"/>
+              </w:rPr>
+              <w:t/>
+            </w:r>
+          </w:p>
+        </w:tc>
+        <w:tc>
+          <w:tcPr>
+            <w:tcW w:w="1080" w:type="dxa"/>
+            <w:shd w:val="clear" w:color="auto" w:fill="2B579A"/>
+          </w:tcPr>
+          <w:p>
+            <w:pPr>
+              <w:jc w:val="center"/>
+            </w:pPr>
+            <w:r>
+              <w:rPr>
+                <w:b/>
+                <w:color w:val="FFFFFF"/>
+                <w:sz w:val="16"/>
+              </w:rPr>
+              <w:t>YES</w:t>
+            </w:r>
+          </w:p>
+        </w:tc>
+        <w:tc>
+          <w:tcPr>
+            <w:tcW w:w="1080" w:type="dxa"/>
+            <w:shd w:val="clear" w:color="auto" w:fill="2B579A"/>
+          </w:tcPr>
+          <w:p>
+            <w:pPr>
+              <w:jc w:val="center"/>
+            </w:pPr>
+            <w:r>
+              <w:rPr>
+                <w:b/>
+                <w:color w:val="FFFFFF"/>
+                <w:sz w:val="16"/>
+              </w:rPr>
+              <w:t>NULL</w:t>
+            </w:r>
+          </w:p>
+        </w:tc>
+        <w:tc>
+          <w:tcPr>
+            <w:tcW w:w="1080" w:type="dxa"/>
+            <w:shd w:val="clear" w:color="auto" w:fill="2B579A"/>
+          </w:tcPr>
+          <w:p>
+            <w:pPr>
+              <w:jc w:val="center"/>
+            </w:pPr>
+            <w:r>
+              <w:rPr>
+                <w:b/>
+                <w:color w:val="FFFFFF"/>
+                <w:sz w:val="16"/>
+              </w:rPr>
+              <w:t>어느 메시지에서 저장됐는지</w:t>
+            </w:r>
+          </w:p>
+        </w:tc>
+      </w:tr>
+      <w:tr>
+        <w:trPr>
+          <w:jc w:val="center"/>
+        </w:trPr>
+        <w:tc>
+          <w:tcPr>
+            <w:tcW w:w="1080" w:type="dxa"/>
+            <w:shd w:val="clear" w:color="auto" w:fill="2B579A"/>
+          </w:tcPr>
+          <w:p>
+            <w:pPr>
+              <w:jc w:val="center"/>
+            </w:pPr>
+            <w:r>
+              <w:rPr>
+                <w:b/>
+                <w:color w:val="FFFFFF"/>
+                <w:sz w:val="16"/>
+              </w:rPr>
+              <w:t>is_deleted</w:t>
+            </w:r>
+          </w:p>
+        </w:tc>
+        <w:tc>
+          <w:tcPr>
+            <w:tcW w:w="1080" w:type="dxa"/>
+            <w:shd w:val="clear" w:color="auto" w:fill="2B579A"/>
+          </w:tcPr>
+          <w:p>
+            <w:pPr>
+              <w:jc w:val="center"/>
+            </w:pPr>
+            <w:r>
+              <w:rPr>
+                <w:b/>
+                <w:color w:val="FFFFFF"/>
+                <w:sz w:val="16"/>
+              </w:rPr>
+              <w:t>삭제여부</w:t>
+            </w:r>
+          </w:p>
+        </w:tc>
+        <w:tc>
+          <w:tcPr>
+            <w:tcW w:w="1080" w:type="dxa"/>
+            <w:shd w:val="clear" w:color="auto" w:fill="2B579A"/>
+          </w:tcPr>
+          <w:p>
+            <w:pPr>
+              <w:jc w:val="center"/>
+            </w:pPr>
+            <w:r>
+              <w:rPr>
+                <w:b/>
+                <w:color w:val="FFFFFF"/>
+                <w:sz w:val="16"/>
+              </w:rPr>
+              <w:t>BOOLEAN</w:t>
+            </w:r>
+          </w:p>
+        </w:tc>
+        <w:tc>
+          <w:tcPr>
+            <w:tcW w:w="1080" w:type="dxa"/>
+            <w:shd w:val="clear" w:color="auto" w:fill="2B579A"/>
+          </w:tcPr>
+          <w:p>
+            <w:pPr>
+              <w:jc w:val="center"/>
+            </w:pPr>
+            <w:r>
+              <w:rPr>
+                <w:b/>
+                <w:color w:val="FFFFFF"/>
+                <w:sz w:val="16"/>
+              </w:rPr>
+              <w:t/>
+            </w:r>
+          </w:p>
+        </w:tc>
+        <w:tc>
+          <w:tcPr>
+            <w:tcW w:w="1080" w:type="dxa"/>
+            <w:shd w:val="clear" w:color="auto" w:fill="2B579A"/>
+          </w:tcPr>
+          <w:p>
+            <w:pPr>
+              <w:jc w:val="center"/>
+            </w:pPr>
+            <w:r>
+              <w:rPr>
+                <w:b/>
+                <w:color w:val="FFFFFF"/>
+                <w:sz w:val="16"/>
+              </w:rPr>
+              <w:t/>
+            </w:r>
+          </w:p>
+        </w:tc>
+        <w:tc>
+          <w:tcPr>
+            <w:tcW w:w="1080" w:type="dxa"/>
+            <w:shd w:val="clear" w:color="auto" w:fill="2B579A"/>
+          </w:tcPr>
+          <w:p>
+            <w:pPr>
+              <w:jc w:val="center"/>
+            </w:pPr>
+            <w:r>
+              <w:rPr>
+                <w:b/>
+                <w:color w:val="FFFFFF"/>
+                <w:sz w:val="16"/>
+              </w:rPr>
+              <w:t>NO</w:t>
+            </w:r>
+          </w:p>
+        </w:tc>
+        <w:tc>
+          <w:tcPr>
+            <w:tcW w:w="1080" w:type="dxa"/>
+            <w:shd w:val="clear" w:color="auto" w:fill="2B579A"/>
+          </w:tcPr>
+          <w:p>
+            <w:pPr>
+              <w:jc w:val="center"/>
+            </w:pPr>
+            <w:r>
+              <w:rPr>
+                <w:b/>
+                <w:color w:val="FFFFFF"/>
+                <w:sz w:val="16"/>
+              </w:rPr>
+              <w:t>FALSE</w:t>
+            </w:r>
+          </w:p>
+        </w:tc>
+        <w:tc>
+          <w:tcPr>
+            <w:tcW w:w="1080" w:type="dxa"/>
+            <w:shd w:val="clear" w:color="auto" w:fill="2B579A"/>
+          </w:tcPr>
+          <w:p>
+            <w:pPr>
+              <w:jc w:val="center"/>
+            </w:pPr>
+            <w:r>
+              <w:rPr>
+                <w:b/>
+                <w:color w:val="FFFFFF"/>
+                <w:sz w:val="16"/>
+              </w:rPr>
+              <w:t>소프트 삭제</w:t>
+            </w:r>
+          </w:p>
+        </w:tc>
+      </w:tr>
+      <w:tr>
+        <w:trPr>
+          <w:jc w:val="center"/>
+        </w:trPr>
+        <w:tc>
+          <w:tcPr>
+            <w:tcW w:w="1080" w:type="dxa"/>
+            <w:shd w:val="clear" w:color="auto" w:fill="2B579A"/>
+          </w:tcPr>
+          <w:p>
+            <w:pPr>
+              <w:jc w:val="center"/>
+            </w:pPr>
+            <w:r>
+              <w:rPr>
+                <w:b/>
+                <w:color w:val="FFFFFF"/>
+                <w:sz w:val="16"/>
+              </w:rPr>
+              <w:t>created_at</w:t>
+            </w:r>
+          </w:p>
+        </w:tc>
+        <w:tc>
+          <w:tcPr>
+            <w:tcW w:w="1080" w:type="dxa"/>
+            <w:shd w:val="clear" w:color="auto" w:fill="2B579A"/>
+          </w:tcPr>
+          <w:p>
+            <w:pPr>
+              <w:jc w:val="center"/>
+            </w:pPr>
+            <w:r>
+              <w:rPr>
+                <w:b/>
+                <w:color w:val="FFFFFF"/>
+                <w:sz w:val="16"/>
+              </w:rPr>
+              <w:t>생성일시</w:t>
+            </w:r>
+          </w:p>
+        </w:tc>
+        <w:tc>
+          <w:tcPr>
+            <w:tcW w:w="1080" w:type="dxa"/>
+            <w:shd w:val="clear" w:color="auto" w:fill="2B579A"/>
+          </w:tcPr>
+          <w:p>
+            <w:pPr>
+              <w:jc w:val="center"/>
+            </w:pPr>
+            <w:r>
+              <w:rPr>
+                <w:b/>
+                <w:color w:val="FFFFFF"/>
+                <w:sz w:val="16"/>
+              </w:rPr>
+              <w:t>TIMESTAMPTZ</w:t>
+            </w:r>
+          </w:p>
+        </w:tc>
+        <w:tc>
+          <w:tcPr>
+            <w:tcW w:w="1080" w:type="dxa"/>
+            <w:shd w:val="clear" w:color="auto" w:fill="2B579A"/>
+          </w:tcPr>
+          <w:p>
+            <w:pPr>
+              <w:jc w:val="center"/>
+            </w:pPr>
+            <w:r>
+              <w:rPr>
+                <w:b/>
+                <w:color w:val="FFFFFF"/>
+                <w:sz w:val="16"/>
+              </w:rPr>
+              <w:t/>
+            </w:r>
+          </w:p>
+        </w:tc>
+        <w:tc>
+          <w:tcPr>
+            <w:tcW w:w="1080" w:type="dxa"/>
+            <w:shd w:val="clear" w:color="auto" w:fill="2B579A"/>
+          </w:tcPr>
+          <w:p>
+            <w:pPr>
+              <w:jc w:val="center"/>
+            </w:pPr>
+            <w:r>
+              <w:rPr>
+                <w:b/>
+                <w:color w:val="FFFFFF"/>
+                <w:sz w:val="16"/>
+              </w:rPr>
+              <w:t/>
+            </w:r>
+          </w:p>
+        </w:tc>
+        <w:tc>
+          <w:tcPr>
+            <w:tcW w:w="1080" w:type="dxa"/>
+            <w:shd w:val="clear" w:color="auto" w:fill="2B579A"/>
+          </w:tcPr>
+          <w:p>
+            <w:pPr>
+              <w:jc w:val="center"/>
+            </w:pPr>
+            <w:r>
+              <w:rPr>
+                <w:b/>
+                <w:color w:val="FFFFFF"/>
+                <w:sz w:val="16"/>
+              </w:rPr>
+              <w:t>NO</w:t>
+            </w:r>
+          </w:p>
+        </w:tc>
+        <w:tc>
+          <w:tcPr>
+            <w:tcW w:w="1080" w:type="dxa"/>
+            <w:shd w:val="clear" w:color="auto" w:fill="2B579A"/>
+          </w:tcPr>
+          <w:p>
+            <w:pPr>
+              <w:jc w:val="center"/>
+            </w:pPr>
+            <w:r>
+              <w:rPr>
+                <w:b/>
+                <w:color w:val="FFFFFF"/>
+                <w:sz w:val="16"/>
+              </w:rPr>
+              <w:t>NOW()</w:t>
+            </w:r>
+          </w:p>
+        </w:tc>
+        <w:tc>
+          <w:tcPr>
+            <w:tcW w:w="1080" w:type="dxa"/>
+            <w:shd w:val="clear" w:color="auto" w:fill="2B579A"/>
+          </w:tcPr>
+          <w:p>
+            <w:pPr>
+              <w:jc w:val="center"/>
+            </w:pPr>
+            <w:r>
+              <w:rPr>
+                <w:b/>
+                <w:color w:val="FFFFFF"/>
+                <w:sz w:val="16"/>
+              </w:rPr>
+              <w:t/>
+            </w:r>
+          </w:p>
+        </w:tc>
+      </w:tr>
+      <w:tr>
+        <w:trPr>
+          <w:jc w:val="center"/>
+        </w:trPr>
+        <w:tc>
+          <w:tcPr>
+            <w:tcW w:w="1080" w:type="dxa"/>
+            <w:shd w:val="clear" w:color="auto" w:fill="2B579A"/>
+          </w:tcPr>
+          <w:p>
+            <w:pPr>
+              <w:jc w:val="center"/>
+            </w:pPr>
+            <w:r>
+              <w:rPr>
+                <w:b/>
+                <w:color w:val="FFFFFF"/>
+                <w:sz w:val="16"/>
+              </w:rPr>
+              <w:t>deleted_at</w:t>
+            </w:r>
+          </w:p>
+        </w:tc>
+        <w:tc>
+          <w:tcPr>
+            <w:tcW w:w="1080" w:type="dxa"/>
+            <w:shd w:val="clear" w:color="auto" w:fill="2B579A"/>
+          </w:tcPr>
+          <w:p>
+            <w:pPr>
+              <w:jc w:val="center"/>
+            </w:pPr>
+            <w:r>
+              <w:rPr>
+                <w:b/>
+                <w:color w:val="FFFFFF"/>
+                <w:sz w:val="16"/>
+              </w:rPr>
+              <w:t>삭제일시</w:t>
+            </w:r>
+          </w:p>
+        </w:tc>
+        <w:tc>
+          <w:tcPr>
+            <w:tcW w:w="1080" w:type="dxa"/>
+            <w:shd w:val="clear" w:color="auto" w:fill="2B579A"/>
+          </w:tcPr>
+          <w:p>
+            <w:pPr>
+              <w:jc w:val="center"/>
+            </w:pPr>
+            <w:r>
+              <w:rPr>
+                <w:b/>
+                <w:color w:val="FFFFFF"/>
+                <w:sz w:val="16"/>
+              </w:rPr>
+              <w:t>TIMESTAMPTZ</w:t>
+            </w:r>
+          </w:p>
+        </w:tc>
+        <w:tc>
+          <w:tcPr>
+            <w:tcW w:w="1080" w:type="dxa"/>
+            <w:shd w:val="clear" w:color="auto" w:fill="2B579A"/>
+          </w:tcPr>
+          <w:p>
+            <w:pPr>
+              <w:jc w:val="center"/>
+            </w:pPr>
+            <w:r>
+              <w:rPr>
+                <w:b/>
+                <w:color w:val="FFFFFF"/>
+                <w:sz w:val="16"/>
+              </w:rPr>
+              <w:t/>
+            </w:r>
+          </w:p>
+        </w:tc>
+        <w:tc>
+          <w:tcPr>
+            <w:tcW w:w="1080" w:type="dxa"/>
+            <w:shd w:val="clear" w:color="auto" w:fill="2B579A"/>
+          </w:tcPr>
+          <w:p>
+            <w:pPr>
+              <w:jc w:val="center"/>
+            </w:pPr>
+            <w:r>
+              <w:rPr>
+                <w:b/>
+                <w:color w:val="FFFFFF"/>
+                <w:sz w:val="16"/>
+              </w:rPr>
+              <w:t/>
+            </w:r>
+          </w:p>
+        </w:tc>
+        <w:tc>
+          <w:tcPr>
+            <w:tcW w:w="1080" w:type="dxa"/>
+            <w:shd w:val="clear" w:color="auto" w:fill="2B579A"/>
+          </w:tcPr>
+          <w:p>
+            <w:pPr>
+              <w:jc w:val="center"/>
+            </w:pPr>
+            <w:r>
+              <w:rPr>
+                <w:b/>
+                <w:color w:val="FFFFFF"/>
+                <w:sz w:val="16"/>
+              </w:rPr>
+              <w:t>YES</w:t>
+            </w:r>
+          </w:p>
+        </w:tc>
+        <w:tc>
+          <w:tcPr>
+            <w:tcW w:w="1080" w:type="dxa"/>
+            <w:shd w:val="clear" w:color="auto" w:fill="2B579A"/>
+          </w:tcPr>
+          <w:p>
+            <w:pPr>
+              <w:jc w:val="center"/>
+            </w:pPr>
+            <w:r>
+              <w:rPr>
+                <w:b/>
+                <w:color w:val="FFFFFF"/>
+                <w:sz w:val="16"/>
+              </w:rPr>
+              <w:t>NULL</w:t>
+            </w:r>
+          </w:p>
+        </w:tc>
+        <w:tc>
+          <w:tcPr>
+            <w:tcW w:w="1080" w:type="dxa"/>
+            <w:shd w:val="clear" w:color="auto" w:fill="2B579A"/>
+          </w:tcPr>
+          <w:p>
+            <w:pPr>
+              <w:jc w:val="center"/>
+            </w:pPr>
+            <w:r>
+              <w:rPr>
+                <w:b/>
+                <w:color w:val="FFFFFF"/>
+                <w:sz w:val="16"/>
+              </w:rPr>
+              <w:t/>
+            </w:r>
+          </w:p>
+        </w:tc>
+      </w:tr>
+      <w:tr>
+        <w:tc>
+          <w:tcPr>
+            <w:tcW w:type="dxa" w:w="1259"/>
+          </w:tcPr>
+          <w:p>
+            <w:r>
+              <w:t>18</w:t>
+            </w:r>
+          </w:p>
+        </w:tc>
+        <w:tc>
+          <w:tcPr>
+            <w:tcW w:type="dxa" w:w="1039"/>
+          </w:tcPr>
+          <w:p>
+            <w:r>
+              <w:t>place_bookmarks</w:t>
+            </w:r>
+          </w:p>
+        </w:tc>
+        <w:tc>
+          <w:tcPr>
+            <w:tcW w:type="dxa" w:w="1717"/>
+          </w:tcPr>
+          <w:p>
+            <w:r>
+              <w:t>user_id</w:t>
+            </w:r>
+          </w:p>
+        </w:tc>
+        <w:tc>
+          <w:tcPr>
+            <w:tcW w:type="dxa" w:w="420"/>
+          </w:tcPr>
+          <w:p>
+            <w:r>
+              <w:t>users</w:t>
+            </w:r>
+          </w:p>
+        </w:tc>
+        <w:tc>
+          <w:tcPr>
+            <w:tcW w:type="dxa" w:w="410"/>
+          </w:tcPr>
+          <w:p>
+            <w:r>
+              <w:t>user_id</w:t>
+            </w:r>
+          </w:p>
+        </w:tc>
+        <w:tc>
+          <w:tcPr>
+            <w:tcW w:type="dxa" w:w="603"/>
+          </w:tcPr>
+          <w:p>
+            <w:r>
+              <w:t>CASCADE</w:t>
+            </w:r>
+          </w:p>
+        </w:tc>
+        <w:tc>
+          <w:tcPr>
+            <w:tcW w:type="dxa" w:w="1799"/>
+          </w:tcPr>
+          <w:p/>
+        </w:tc>
+        <w:tc>
+          <w:tcPr>
+            <w:tcW w:type="dxa" w:w="1609"/>
+          </w:tcPr>
+          <w:p/>
+        </w:tc>
+      </w:tr>
+    </w:tbl>
+    <w:p>
+      <w:pPr/>
+    </w:p>
+    <w:p>
+      <w:pPr/>
+      <w:r>
+        <w:t>기능 동작 방식: 채팅 응답의 장소 카드에서 북마크 버튼 클릭 → POST /api/v1/users/me/place-bookmarks. 동일 place_id 재요청 시 is_deleted=false로 복원(idempotent). 삭제는 소프트 삭제(is_deleted=true). 목록은 bookmark_id DESC cursor pagination.</w:t>
+      </w:r>
+    </w:p>
+    <w:p>
+      <w:pPr/>
+      <w:r>
+        <w:t>연관 기능: 장소 북마크 저장(PLACE_SEARCH/IMAGE_SEARCH 결과), 북마크 목록 조회, 북마크 삭제</w:t>
+      </w:r>
+    </w:p>
+    <w:p>
+      <w:pPr/>
+      <w:r>
+        <w:t>장소 단독 북마크. 대화 북마크(bookmarks)와 별도 테이블. 채팅 응답에서 장소를 즐겨찾기처럼 저장. place_id는 UUID 또는 이미지 검색 GP fallback(gp_{google_place_id}) 형태로 VARCHAR(100). Phase 2.</w:t>
+      </w:r>
+    </w:p>
+    <w:p>
+      <w:pPr>
+        <w:pStyle w:val="Heading2"/>
+      </w:pPr>
+      <w:r>
+        <w:lastRenderedPageBreak/>
+        <w:t xml:space="preserve">2.12 </w:t>
+      </w:r>
+      <w:r>
+        <w:t>피드백</w:t>
+      </w:r>
+      <w:r>
+        <w:t xml:space="preserve"> (feedback) — 0 row</w:t>
+      </w:r>
+    </w:p>
+    <w:p>
+      <w:pPr/>
+    </w:p>
+    <w:p>
+      <w:pPr/>
+    </w:p>
+    <w:tbl>
+      <w:tblPr>
+        <w:tblStyle w:val="TableGrid"/>
+        <w:tblW w:w="0" w:type="auto"/>
+        <w:jc w:val="center"/>
+        <w:tblLook w:val="04A0" w:firstRow="1" w:lastRow="0" w:firstColumn="1" w:lastColumn="0" w:noHBand="0" w:noVBand="1"/>
+      </w:tblPr>
+      <w:tblGrid>
+        <w:gridCol w:w="1259"/>
+        <w:gridCol w:w="1039"/>
+        <w:gridCol w:w="1717"/>
+        <w:gridCol w:w="420"/>
+        <w:gridCol w:w="410"/>
+        <w:gridCol w:w="603"/>
+        <w:gridCol w:w="1799"/>
+        <w:gridCol w:w="1609"/>
+      </w:tblGrid>
+      <w:tr>
+        <w:trPr>
+          <w:jc w:val="center"/>
+        </w:trPr>
+        <w:tc>
+          <w:tcPr>
+            <w:tcW w:w="1080" w:type="dxa"/>
+            <w:shd w:val="clear" w:color="auto" w:fill="2B579A"/>
+          </w:tcPr>
+          <w:p>
+            <w:pPr>
+              <w:jc w:val="center"/>
+            </w:pPr>
+            <w:r>
+              <w:rPr>
+                <w:b/>
+                <w:color w:val="FFFFFF"/>
+                <w:sz w:val="16"/>
+              </w:rPr>
+              <w:t>컬럼</w:t>
+            </w:r>
+          </w:p>
+        </w:tc>
+        <w:tc>
+          <w:tcPr>
+            <w:tcW w:w="1080" w:type="dxa"/>
+            <w:shd w:val="clear" w:color="auto" w:fill="2B579A"/>
+          </w:tcPr>
+          <w:p>
+            <w:pPr>
+              <w:jc w:val="center"/>
+            </w:pPr>
+            <w:r>
+              <w:rPr>
+                <w:b/>
+                <w:color w:val="FFFFFF"/>
+                <w:sz w:val="16"/>
+              </w:rPr>
+              <w:t>한글명</w:t>
+            </w:r>
+          </w:p>
+        </w:tc>
+        <w:tc>
+          <w:tcPr>
+            <w:tcW w:w="1080" w:type="dxa"/>
+            <w:shd w:val="clear" w:color="auto" w:fill="2B579A"/>
+          </w:tcPr>
+          <w:p>
+            <w:pPr>
+              <w:jc w:val="center"/>
+            </w:pPr>
+            <w:r>
+              <w:rPr>
+                <w:b/>
+                <w:color w:val="FFFFFF"/>
+                <w:sz w:val="16"/>
+              </w:rPr>
+              <w:t>타입</w:t>
+            </w:r>
+          </w:p>
+        </w:tc>
+        <w:tc>
+          <w:tcPr>
+            <w:tcW w:w="1080" w:type="dxa"/>
+            <w:shd w:val="clear" w:color="auto" w:fill="2B579A"/>
+          </w:tcPr>
+          <w:p>
+            <w:pPr>
+              <w:jc w:val="center"/>
+            </w:pPr>
+            <w:r>
+              <w:rPr>
+                <w:b/>
+                <w:color w:val="FFFFFF"/>
+                <w:sz w:val="16"/>
+              </w:rPr>
+              <w:t>PK</w:t>
+            </w:r>
+          </w:p>
+        </w:tc>
+        <w:tc>
+          <w:tcPr>
+            <w:tcW w:w="1080" w:type="dxa"/>
+            <w:shd w:val="clear" w:color="auto" w:fill="2B579A"/>
+          </w:tcPr>
+          <w:p>
+            <w:pPr>
+              <w:jc w:val="center"/>
+            </w:pPr>
+            <w:r>
+              <w:rPr>
+                <w:b/>
+                <w:color w:val="FFFFFF"/>
+                <w:sz w:val="16"/>
+              </w:rPr>
+              <w:t>FK</w:t>
+            </w:r>
+          </w:p>
+        </w:tc>
+        <w:tc>
+          <w:tcPr>
+            <w:tcW w:w="1080" w:type="dxa"/>
+            <w:shd w:val="clear" w:color="auto" w:fill="2B579A"/>
+          </w:tcPr>
+          <w:p>
+            <w:pPr>
+              <w:jc w:val="center"/>
+            </w:pPr>
+            <w:r>
+              <w:rPr>
+                <w:b/>
+                <w:color w:val="FFFFFF"/>
+                <w:sz w:val="16"/>
+              </w:rPr>
+              <w:t>NULL</w:t>
+            </w:r>
+          </w:p>
+        </w:tc>
+        <w:tc>
+          <w:tcPr>
+            <w:tcW w:w="1080" w:type="dxa"/>
+            <w:shd w:val="clear" w:color="auto" w:fill="2B579A"/>
+          </w:tcPr>
+          <w:p>
+            <w:pPr>
+              <w:jc w:val="center"/>
+            </w:pPr>
+            <w:r>
+              <w:rPr>
+                <w:b/>
+                <w:color w:val="FFFFFF"/>
+                <w:sz w:val="16"/>
+              </w:rPr>
+              <w:t>기본값</w:t>
+            </w:r>
+          </w:p>
+        </w:tc>
+        <w:tc>
+          <w:tcPr>
+            <w:tcW w:w="1080" w:type="dxa"/>
+            <w:shd w:val="clear" w:color="auto" w:fill="2B579A"/>
+          </w:tcPr>
+          <w:p>
+            <w:pPr>
+              <w:jc w:val="center"/>
+            </w:pPr>
+            <w:r>
+              <w:rPr>
+                <w:b/>
+                <w:color w:val="FFFFFF"/>
+                <w:sz w:val="16"/>
+              </w:rPr>
+              <w:t>설명</w:t>
+            </w:r>
+          </w:p>
+        </w:tc>
+      </w:tr>
+      <w:tr>
+        <w:trPr>
+          <w:jc w:val="center"/>
+        </w:trPr>
+        <w:tc>
+          <w:tcPr>
+            <w:tcW w:w="1080" w:type="dxa"/>
+            <w:shd w:val="clear" w:color="auto" w:fill="2B579A"/>
+          </w:tcPr>
+          <w:p>
+            <w:pPr>
+              <w:jc w:val="center"/>
+            </w:pPr>
+            <w:r>
+              <w:rPr>
+                <w:b/>
+                <w:color w:val="FFFFFF"/>
+                <w:sz w:val="16"/>
+              </w:rPr>
+              <w:t>bookmark_id</w:t>
+            </w:r>
+          </w:p>
+        </w:tc>
+        <w:tc>
+          <w:tcPr>
+            <w:tcW w:w="1080" w:type="dxa"/>
+            <w:shd w:val="clear" w:color="auto" w:fill="2B579A"/>
+          </w:tcPr>
+          <w:p>
+            <w:pPr>
+              <w:jc w:val="center"/>
+            </w:pPr>
+            <w:r>
+              <w:rPr>
+                <w:b/>
+                <w:color w:val="FFFFFF"/>
+                <w:sz w:val="16"/>
+              </w:rPr>
+              <w:t>북마크ID</w:t>
+            </w:r>
+          </w:p>
+        </w:tc>
+        <w:tc>
+          <w:tcPr>
+            <w:tcW w:w="1080" w:type="dxa"/>
+            <w:shd w:val="clear" w:color="auto" w:fill="2B579A"/>
+          </w:tcPr>
+          <w:p>
+            <w:pPr>
+              <w:jc w:val="center"/>
+            </w:pPr>
+            <w:r>
+              <w:rPr>
+                <w:b/>
+                <w:color w:val="FFFFFF"/>
+                <w:sz w:val="16"/>
+              </w:rPr>
+              <w:t>BIGSERIAL</w:t>
+            </w:r>
+          </w:p>
+        </w:tc>
+        <w:tc>
+          <w:tcPr>
+            <w:tcW w:w="1080" w:type="dxa"/>
+            <w:shd w:val="clear" w:color="auto" w:fill="2B579A"/>
+          </w:tcPr>
+          <w:p>
+            <w:pPr>
+              <w:jc w:val="center"/>
+            </w:pPr>
+            <w:r>
+              <w:rPr>
+                <w:b/>
+                <w:color w:val="FFFFFF"/>
+                <w:sz w:val="16"/>
+              </w:rPr>
+              <w:t>PK</w:t>
+            </w:r>
+          </w:p>
+        </w:tc>
+        <w:tc>
+          <w:tcPr>
+            <w:tcW w:w="1080" w:type="dxa"/>
+            <w:shd w:val="clear" w:color="auto" w:fill="2B579A"/>
+          </w:tcPr>
+          <w:p>
+            <w:pPr>
+              <w:jc w:val="center"/>
+            </w:pPr>
+            <w:r>
+              <w:rPr>
+                <w:b/>
+                <w:color w:val="FFFFFF"/>
+                <w:sz w:val="16"/>
+              </w:rPr>
+              <w:t/>
+            </w:r>
+          </w:p>
+        </w:tc>
+        <w:tc>
+          <w:tcPr>
+            <w:tcW w:w="1080" w:type="dxa"/>
+            <w:shd w:val="clear" w:color="auto" w:fill="2B579A"/>
+          </w:tcPr>
+          <w:p>
+            <w:pPr>
+              <w:jc w:val="center"/>
+            </w:pPr>
+            <w:r>
+              <w:rPr>
+                <w:b/>
+                <w:color w:val="FFFFFF"/>
+                <w:sz w:val="16"/>
+              </w:rPr>
+              <w:t>NO</w:t>
+            </w:r>
+          </w:p>
+        </w:tc>
+        <w:tc>
+          <w:tcPr>
+            <w:tcW w:w="1080" w:type="dxa"/>
+            <w:shd w:val="clear" w:color="auto" w:fill="2B579A"/>
+          </w:tcPr>
+          <w:p>
+            <w:pPr>
+              <w:jc w:val="center"/>
+            </w:pPr>
+            <w:r>
+              <w:rPr>
+                <w:b/>
+                <w:color w:val="FFFFFF"/>
+                <w:sz w:val="16"/>
+              </w:rPr>
+              <w:t>auto</w:t>
+            </w:r>
+          </w:p>
+        </w:tc>
+        <w:tc>
+          <w:tcPr>
+            <w:tcW w:w="1080" w:type="dxa"/>
+            <w:shd w:val="clear" w:color="auto" w:fill="2B579A"/>
+          </w:tcPr>
+          <w:p>
+            <w:pPr>
+              <w:jc w:val="center"/>
+            </w:pPr>
+            <w:r>
+              <w:rPr>
+                <w:b/>
+                <w:color w:val="FFFFFF"/>
+                <w:sz w:val="16"/>
+              </w:rPr>
+              <w:t>자동 증가 PK</w:t>
+            </w:r>
+          </w:p>
+        </w:tc>
+      </w:tr>
+      <w:tr>
+        <w:trPr>
+          <w:jc w:val="center"/>
+        </w:trPr>
+        <w:tc>
+          <w:tcPr>
+            <w:tcW w:w="1080" w:type="dxa"/>
+            <w:shd w:val="clear" w:color="auto" w:fill="2B579A"/>
+          </w:tcPr>
+          <w:p>
+            <w:pPr>
+              <w:jc w:val="center"/>
+            </w:pPr>
+            <w:r>
+              <w:rPr>
+                <w:b/>
+                <w:color w:val="FFFFFF"/>
+                <w:sz w:val="16"/>
+              </w:rPr>
+              <w:t>user_id</w:t>
+            </w:r>
+          </w:p>
+        </w:tc>
+        <w:tc>
+          <w:tcPr>
+            <w:tcW w:w="1080" w:type="dxa"/>
+            <w:shd w:val="clear" w:color="auto" w:fill="2B579A"/>
+          </w:tcPr>
+          <w:p>
+            <w:pPr>
+              <w:jc w:val="center"/>
+            </w:pPr>
+            <w:r>
+              <w:rPr>
+                <w:b/>
+                <w:color w:val="FFFFFF"/>
+                <w:sz w:val="16"/>
+              </w:rPr>
+              <w:t>사용자ID</w:t>
+            </w:r>
+          </w:p>
+        </w:tc>
+        <w:tc>
+          <w:tcPr>
+            <w:tcW w:w="1080" w:type="dxa"/>
+            <w:shd w:val="clear" w:color="auto" w:fill="2B579A"/>
+          </w:tcPr>
+          <w:p>
+            <w:pPr>
+              <w:jc w:val="center"/>
+            </w:pPr>
+            <w:r>
+              <w:rPr>
+                <w:b/>
+                <w:color w:val="FFFFFF"/>
+                <w:sz w:val="16"/>
+              </w:rPr>
+              <w:t>BIGINT</w:t>
+            </w:r>
+          </w:p>
+        </w:tc>
+        <w:tc>
+          <w:tcPr>
+            <w:tcW w:w="1080" w:type="dxa"/>
+            <w:shd w:val="clear" w:color="auto" w:fill="2B579A"/>
+          </w:tcPr>
+          <w:p>
+            <w:pPr>
+              <w:jc w:val="center"/>
+            </w:pPr>
+            <w:r>
+              <w:rPr>
+                <w:b/>
+                <w:color w:val="FFFFFF"/>
+                <w:sz w:val="16"/>
+              </w:rPr>
+              <w:t/>
+            </w:r>
+          </w:p>
+        </w:tc>
+        <w:tc>
+          <w:tcPr>
+            <w:tcW w:w="1080" w:type="dxa"/>
+            <w:shd w:val="clear" w:color="auto" w:fill="2B579A"/>
+          </w:tcPr>
+          <w:p>
+            <w:pPr>
+              <w:jc w:val="center"/>
+            </w:pPr>
+            <w:r>
+              <w:rPr>
+                <w:b/>
+                <w:color w:val="FFFFFF"/>
+                <w:sz w:val="16"/>
+              </w:rPr>
+              <w:t>FK→users</w:t>
+            </w:r>
+          </w:p>
+        </w:tc>
+        <w:tc>
+          <w:tcPr>
+            <w:tcW w:w="1080" w:type="dxa"/>
+            <w:shd w:val="clear" w:color="auto" w:fill="2B579A"/>
+          </w:tcPr>
+          <w:p>
+            <w:pPr>
+              <w:jc w:val="center"/>
+            </w:pPr>
+            <w:r>
+              <w:rPr>
+                <w:b/>
+                <w:color w:val="FFFFFF"/>
+                <w:sz w:val="16"/>
+              </w:rPr>
+              <w:t>NO</w:t>
+            </w:r>
+          </w:p>
+        </w:tc>
+        <w:tc>
+          <w:tcPr>
+            <w:tcW w:w="1080" w:type="dxa"/>
+            <w:shd w:val="clear" w:color="auto" w:fill="2B579A"/>
+          </w:tcPr>
+          <w:p>
+            <w:pPr>
+              <w:jc w:val="center"/>
+            </w:pPr>
+            <w:r>
+              <w:rPr>
+                <w:b/>
+                <w:color w:val="FFFFFF"/>
+                <w:sz w:val="16"/>
+              </w:rPr>
+              <w:t/>
+            </w:r>
+          </w:p>
+        </w:tc>
+        <w:tc>
+          <w:tcPr>
+            <w:tcW w:w="1080" w:type="dxa"/>
+            <w:shd w:val="clear" w:color="auto" w:fill="2B579A"/>
+          </w:tcPr>
+          <w:p>
+            <w:pPr>
+              <w:jc w:val="center"/>
+            </w:pPr>
+            <w:r>
+              <w:rPr>
+                <w:b/>
+                <w:color w:val="FFFFFF"/>
+                <w:sz w:val="16"/>
+              </w:rPr>
+              <w:t>ON DELETE CASCADE</w:t>
+            </w:r>
+          </w:p>
+        </w:tc>
+      </w:tr>
+      <w:tr>
+        <w:trPr>
+          <w:jc w:val="center"/>
+        </w:trPr>
+        <w:tc>
+          <w:tcPr>
+            <w:tcW w:w="1080" w:type="dxa"/>
+            <w:shd w:val="clear" w:color="auto" w:fill="2B579A"/>
+          </w:tcPr>
+          <w:p>
+            <w:pPr>
+              <w:jc w:val="center"/>
+            </w:pPr>
+            <w:r>
+              <w:rPr>
+                <w:b/>
+                <w:color w:val="FFFFFF"/>
+                <w:sz w:val="16"/>
+              </w:rPr>
+              <w:t>place_id</w:t>
+            </w:r>
+          </w:p>
+        </w:tc>
+        <w:tc>
+          <w:tcPr>
+            <w:tcW w:w="1080" w:type="dxa"/>
+            <w:shd w:val="clear" w:color="auto" w:fill="2B579A"/>
+          </w:tcPr>
+          <w:p>
+            <w:pPr>
+              <w:jc w:val="center"/>
+            </w:pPr>
+            <w:r>
+              <w:rPr>
+                <w:b/>
+                <w:color w:val="FFFFFF"/>
+                <w:sz w:val="16"/>
+              </w:rPr>
+              <w:t>장소ID</w:t>
+            </w:r>
+          </w:p>
+        </w:tc>
+        <w:tc>
+          <w:tcPr>
+            <w:tcW w:w="1080" w:type="dxa"/>
+            <w:shd w:val="clear" w:color="auto" w:fill="2B579A"/>
+          </w:tcPr>
+          <w:p>
+            <w:pPr>
+              <w:jc w:val="center"/>
+            </w:pPr>
+            <w:r>
+              <w:rPr>
+                <w:b/>
+                <w:color w:val="FFFFFF"/>
+                <w:sz w:val="16"/>
+              </w:rPr>
+              <w:t>VARCHAR(100)</w:t>
+            </w:r>
+          </w:p>
+        </w:tc>
+        <w:tc>
+          <w:tcPr>
+            <w:tcW w:w="1080" w:type="dxa"/>
+            <w:shd w:val="clear" w:color="auto" w:fill="2B579A"/>
+          </w:tcPr>
+          <w:p>
+            <w:pPr>
+              <w:jc w:val="center"/>
+            </w:pPr>
+            <w:r>
+              <w:rPr>
+                <w:b/>
+                <w:color w:val="FFFFFF"/>
+                <w:sz w:val="16"/>
+              </w:rPr>
+              <w:t/>
+            </w:r>
+          </w:p>
+        </w:tc>
+        <w:tc>
+          <w:tcPr>
+            <w:tcW w:w="1080" w:type="dxa"/>
+            <w:shd w:val="clear" w:color="auto" w:fill="2B579A"/>
+          </w:tcPr>
+          <w:p>
+            <w:pPr>
+              <w:jc w:val="center"/>
+            </w:pPr>
+            <w:r>
+              <w:rPr>
+                <w:b/>
+                <w:color w:val="FFFFFF"/>
+                <w:sz w:val="16"/>
+              </w:rPr>
+              <w:t/>
+            </w:r>
+          </w:p>
+        </w:tc>
+        <w:tc>
+          <w:tcPr>
+            <w:tcW w:w="1080" w:type="dxa"/>
+            <w:shd w:val="clear" w:color="auto" w:fill="2B579A"/>
+          </w:tcPr>
+          <w:p>
+            <w:pPr>
+              <w:jc w:val="center"/>
+            </w:pPr>
+            <w:r>
+              <w:rPr>
+                <w:b/>
+                <w:color w:val="FFFFFF"/>
+                <w:sz w:val="16"/>
+              </w:rPr>
+              <w:t>NO</w:t>
+            </w:r>
+          </w:p>
+        </w:tc>
+        <w:tc>
+          <w:tcPr>
+            <w:tcW w:w="1080" w:type="dxa"/>
+            <w:shd w:val="clear" w:color="auto" w:fill="2B579A"/>
+          </w:tcPr>
+          <w:p>
+            <w:pPr>
+              <w:jc w:val="center"/>
+            </w:pPr>
+            <w:r>
+              <w:rPr>
+                <w:b/>
+                <w:color w:val="FFFFFF"/>
+                <w:sz w:val="16"/>
+              </w:rPr>
+              <w:t/>
+            </w:r>
+          </w:p>
+        </w:tc>
+        <w:tc>
+          <w:tcPr>
+            <w:tcW w:w="1080" w:type="dxa"/>
+            <w:shd w:val="clear" w:color="auto" w:fill="2B579A"/>
+          </w:tcPr>
+          <w:p>
+            <w:pPr>
+              <w:jc w:val="center"/>
+            </w:pPr>
+            <w:r>
+              <w:rPr>
+                <w:b/>
+                <w:color w:val="FFFFFF"/>
+                <w:sz w:val="16"/>
+              </w:rPr>
+              <w:t>UUID 또는 gp_{google_place_id}. FK 미설정</w:t>
+            </w:r>
+          </w:p>
+        </w:tc>
+      </w:tr>
+      <w:tr>
+        <w:trPr>
+          <w:jc w:val="center"/>
+        </w:trPr>
+        <w:tc>
+          <w:tcPr>
+            <w:tcW w:w="1080" w:type="dxa"/>
+            <w:shd w:val="clear" w:color="auto" w:fill="2B579A"/>
+          </w:tcPr>
+          <w:p>
+            <w:pPr>
+              <w:jc w:val="center"/>
+            </w:pPr>
+            <w:r>
+              <w:rPr>
+                <w:b/>
+                <w:color w:val="FFFFFF"/>
+                <w:sz w:val="16"/>
+              </w:rPr>
+              <w:t>name</w:t>
+            </w:r>
+          </w:p>
+        </w:tc>
+        <w:tc>
+          <w:tcPr>
+            <w:tcW w:w="1080" w:type="dxa"/>
+            <w:shd w:val="clear" w:color="auto" w:fill="2B579A"/>
+          </w:tcPr>
+          <w:p>
+            <w:pPr>
+              <w:jc w:val="center"/>
+            </w:pPr>
+            <w:r>
+              <w:rPr>
+                <w:b/>
+                <w:color w:val="FFFFFF"/>
+                <w:sz w:val="16"/>
+              </w:rPr>
+              <w:t>장소명</w:t>
+            </w:r>
+          </w:p>
+        </w:tc>
+        <w:tc>
+          <w:tcPr>
+            <w:tcW w:w="1080" w:type="dxa"/>
+            <w:shd w:val="clear" w:color="auto" w:fill="2B579A"/>
+          </w:tcPr>
+          <w:p>
+            <w:pPr>
+              <w:jc w:val="center"/>
+            </w:pPr>
+            <w:r>
+              <w:rPr>
+                <w:b/>
+                <w:color w:val="FFFFFF"/>
+                <w:sz w:val="16"/>
+              </w:rPr>
+              <w:t>VARCHAR(200)</w:t>
+            </w:r>
+          </w:p>
+        </w:tc>
+        <w:tc>
+          <w:tcPr>
+            <w:tcW w:w="1080" w:type="dxa"/>
+            <w:shd w:val="clear" w:color="auto" w:fill="2B579A"/>
+          </w:tcPr>
+          <w:p>
+            <w:pPr>
+              <w:jc w:val="center"/>
+            </w:pPr>
+            <w:r>
+              <w:rPr>
+                <w:b/>
+                <w:color w:val="FFFFFF"/>
+                <w:sz w:val="16"/>
+              </w:rPr>
+              <w:t/>
+            </w:r>
+          </w:p>
+        </w:tc>
+        <w:tc>
+          <w:tcPr>
+            <w:tcW w:w="1080" w:type="dxa"/>
+            <w:shd w:val="clear" w:color="auto" w:fill="2B579A"/>
+          </w:tcPr>
+          <w:p>
+            <w:pPr>
+              <w:jc w:val="center"/>
+            </w:pPr>
+            <w:r>
+              <w:rPr>
+                <w:b/>
+                <w:color w:val="FFFFFF"/>
+                <w:sz w:val="16"/>
+              </w:rPr>
+              <w:t/>
+            </w:r>
+          </w:p>
+        </w:tc>
+        <w:tc>
+          <w:tcPr>
+            <w:tcW w:w="1080" w:type="dxa"/>
+            <w:shd w:val="clear" w:color="auto" w:fill="2B579A"/>
+          </w:tcPr>
+          <w:p>
+            <w:pPr>
+              <w:jc w:val="center"/>
+            </w:pPr>
+            <w:r>
+              <w:rPr>
+                <w:b/>
+                <w:color w:val="FFFFFF"/>
+                <w:sz w:val="16"/>
+              </w:rPr>
+              <w:t>NO</w:t>
+            </w:r>
+          </w:p>
+        </w:tc>
+        <w:tc>
+          <w:tcPr>
+            <w:tcW w:w="1080" w:type="dxa"/>
+            <w:shd w:val="clear" w:color="auto" w:fill="2B579A"/>
+          </w:tcPr>
+          <w:p>
+            <w:pPr>
+              <w:jc w:val="center"/>
+            </w:pPr>
+            <w:r>
+              <w:rPr>
+                <w:b/>
+                <w:color w:val="FFFFFF"/>
+                <w:sz w:val="16"/>
+              </w:rPr>
+              <w:t/>
+            </w:r>
+          </w:p>
+        </w:tc>
+        <w:tc>
+          <w:tcPr>
+            <w:tcW w:w="1080" w:type="dxa"/>
+            <w:shd w:val="clear" w:color="auto" w:fill="2B579A"/>
+          </w:tcPr>
+          <w:p>
+            <w:pPr>
+              <w:jc w:val="center"/>
+            </w:pPr>
+            <w:r>
+              <w:rPr>
+                <w:b/>
+                <w:color w:val="FFFFFF"/>
+                <w:sz w:val="16"/>
+              </w:rPr>
+              <w:t/>
+            </w:r>
+          </w:p>
+        </w:tc>
+      </w:tr>
+      <w:tr>
+        <w:trPr>
+          <w:jc w:val="center"/>
+        </w:trPr>
+        <w:tc>
+          <w:tcPr>
+            <w:tcW w:w="1080" w:type="dxa"/>
+            <w:shd w:val="clear" w:color="auto" w:fill="2B579A"/>
+          </w:tcPr>
+          <w:p>
+            <w:pPr>
+              <w:jc w:val="center"/>
+            </w:pPr>
+            <w:r>
+              <w:rPr>
+                <w:b/>
+                <w:color w:val="FFFFFF"/>
+                <w:sz w:val="16"/>
+              </w:rPr>
+              <w:t>category</w:t>
+            </w:r>
+          </w:p>
+        </w:tc>
+        <w:tc>
+          <w:tcPr>
+            <w:tcW w:w="1080" w:type="dxa"/>
+            <w:shd w:val="clear" w:color="auto" w:fill="2B579A"/>
+          </w:tcPr>
+          <w:p>
+            <w:pPr>
+              <w:jc w:val="center"/>
+            </w:pPr>
+            <w:r>
+              <w:rPr>
+                <w:b/>
+                <w:color w:val="FFFFFF"/>
+                <w:sz w:val="16"/>
+              </w:rPr>
+              <w:t>카테고리</w:t>
+            </w:r>
+          </w:p>
+        </w:tc>
+        <w:tc>
+          <w:tcPr>
+            <w:tcW w:w="1080" w:type="dxa"/>
+            <w:shd w:val="clear" w:color="auto" w:fill="2B579A"/>
+          </w:tcPr>
+          <w:p>
+            <w:pPr>
+              <w:jc w:val="center"/>
+            </w:pPr>
+            <w:r>
+              <w:rPr>
+                <w:b/>
+                <w:color w:val="FFFFFF"/>
+                <w:sz w:val="16"/>
+              </w:rPr>
+              <w:t>VARCHAR(50)</w:t>
+            </w:r>
+          </w:p>
+        </w:tc>
+        <w:tc>
+          <w:tcPr>
+            <w:tcW w:w="1080" w:type="dxa"/>
+            <w:shd w:val="clear" w:color="auto" w:fill="2B579A"/>
+          </w:tcPr>
+          <w:p>
+            <w:pPr>
+              <w:jc w:val="center"/>
+            </w:pPr>
+            <w:r>
+              <w:rPr>
+                <w:b/>
+                <w:color w:val="FFFFFF"/>
+                <w:sz w:val="16"/>
+              </w:rPr>
+              <w:t/>
+            </w:r>
+          </w:p>
+        </w:tc>
+        <w:tc>
+          <w:tcPr>
+            <w:tcW w:w="1080" w:type="dxa"/>
+            <w:shd w:val="clear" w:color="auto" w:fill="2B579A"/>
+          </w:tcPr>
+          <w:p>
+            <w:pPr>
+              <w:jc w:val="center"/>
+            </w:pPr>
+            <w:r>
+              <w:rPr>
+                <w:b/>
+                <w:color w:val="FFFFFF"/>
+                <w:sz w:val="16"/>
+              </w:rPr>
+              <w:t/>
+            </w:r>
+          </w:p>
+        </w:tc>
+        <w:tc>
+          <w:tcPr>
+            <w:tcW w:w="1080" w:type="dxa"/>
+            <w:shd w:val="clear" w:color="auto" w:fill="2B579A"/>
+          </w:tcPr>
+          <w:p>
+            <w:pPr>
+              <w:jc w:val="center"/>
+            </w:pPr>
+            <w:r>
+              <w:rPr>
+                <w:b/>
+                <w:color w:val="FFFFFF"/>
+                <w:sz w:val="16"/>
+              </w:rPr>
+              <w:t>YES</w:t>
+            </w:r>
+          </w:p>
+        </w:tc>
+        <w:tc>
+          <w:tcPr>
+            <w:tcW w:w="1080" w:type="dxa"/>
+            <w:shd w:val="clear" w:color="auto" w:fill="2B579A"/>
+          </w:tcPr>
+          <w:p>
+            <w:pPr>
+              <w:jc w:val="center"/>
+            </w:pPr>
+            <w:r>
+              <w:rPr>
+                <w:b/>
+                <w:color w:val="FFFFFF"/>
+                <w:sz w:val="16"/>
+              </w:rPr>
+              <w:t>NULL</w:t>
+            </w:r>
+          </w:p>
+        </w:tc>
+        <w:tc>
+          <w:tcPr>
+            <w:tcW w:w="1080" w:type="dxa"/>
+            <w:shd w:val="clear" w:color="auto" w:fill="2B579A"/>
+          </w:tcPr>
+          <w:p>
+            <w:pPr>
+              <w:jc w:val="center"/>
+            </w:pPr>
+            <w:r>
+              <w:rPr>
+                <w:b/>
+                <w:color w:val="FFFFFF"/>
+                <w:sz w:val="16"/>
+              </w:rPr>
+              <w:t/>
+            </w:r>
+          </w:p>
+        </w:tc>
+      </w:tr>
+      <w:tr>
+        <w:trPr>
+          <w:jc w:val="center"/>
+        </w:trPr>
+        <w:tc>
+          <w:tcPr>
+            <w:tcW w:w="1080" w:type="dxa"/>
+            <w:shd w:val="clear" w:color="auto" w:fill="2B579A"/>
+          </w:tcPr>
+          <w:p>
+            <w:pPr>
+              <w:jc w:val="center"/>
+            </w:pPr>
+            <w:r>
+              <w:rPr>
+                <w:b/>
+                <w:color w:val="FFFFFF"/>
+                <w:sz w:val="16"/>
+              </w:rPr>
+              <w:t>address</w:t>
+            </w:r>
+          </w:p>
+        </w:tc>
+        <w:tc>
+          <w:tcPr>
+            <w:tcW w:w="1080" w:type="dxa"/>
+            <w:shd w:val="clear" w:color="auto" w:fill="2B579A"/>
+          </w:tcPr>
+          <w:p>
+            <w:pPr>
+              <w:jc w:val="center"/>
+            </w:pPr>
+            <w:r>
+              <w:rPr>
+                <w:b/>
+                <w:color w:val="FFFFFF"/>
+                <w:sz w:val="16"/>
+              </w:rPr>
+              <w:t>주소</w:t>
+            </w:r>
+          </w:p>
+        </w:tc>
+        <w:tc>
+          <w:tcPr>
+            <w:tcW w:w="1080" w:type="dxa"/>
+            <w:shd w:val="clear" w:color="auto" w:fill="2B579A"/>
+          </w:tcPr>
+          <w:p>
+            <w:pPr>
+              <w:jc w:val="center"/>
+            </w:pPr>
+            <w:r>
+              <w:rPr>
+                <w:b/>
+                <w:color w:val="FFFFFF"/>
+                <w:sz w:val="16"/>
+              </w:rPr>
+              <w:t>TEXT</w:t>
+            </w:r>
+          </w:p>
+        </w:tc>
+        <w:tc>
+          <w:tcPr>
+            <w:tcW w:w="1080" w:type="dxa"/>
+            <w:shd w:val="clear" w:color="auto" w:fill="2B579A"/>
+          </w:tcPr>
+          <w:p>
+            <w:pPr>
+              <w:jc w:val="center"/>
+            </w:pPr>
+            <w:r>
+              <w:rPr>
+                <w:b/>
+                <w:color w:val="FFFFFF"/>
+                <w:sz w:val="16"/>
+              </w:rPr>
+              <w:t/>
+            </w:r>
+          </w:p>
+        </w:tc>
+        <w:tc>
+          <w:tcPr>
+            <w:tcW w:w="1080" w:type="dxa"/>
+            <w:shd w:val="clear" w:color="auto" w:fill="2B579A"/>
+          </w:tcPr>
+          <w:p>
+            <w:pPr>
+              <w:jc w:val="center"/>
+            </w:pPr>
+            <w:r>
+              <w:rPr>
+                <w:b/>
+                <w:color w:val="FFFFFF"/>
+                <w:sz w:val="16"/>
+              </w:rPr>
+              <w:t/>
+            </w:r>
+          </w:p>
+        </w:tc>
+        <w:tc>
+          <w:tcPr>
+            <w:tcW w:w="1080" w:type="dxa"/>
+            <w:shd w:val="clear" w:color="auto" w:fill="2B579A"/>
+          </w:tcPr>
+          <w:p>
+            <w:pPr>
+              <w:jc w:val="center"/>
+            </w:pPr>
+            <w:r>
+              <w:rPr>
+                <w:b/>
+                <w:color w:val="FFFFFF"/>
+                <w:sz w:val="16"/>
+              </w:rPr>
+              <w:t>YES</w:t>
+            </w:r>
+          </w:p>
+        </w:tc>
+        <w:tc>
+          <w:tcPr>
+            <w:tcW w:w="1080" w:type="dxa"/>
+            <w:shd w:val="clear" w:color="auto" w:fill="2B579A"/>
+          </w:tcPr>
+          <w:p>
+            <w:pPr>
+              <w:jc w:val="center"/>
+            </w:pPr>
+            <w:r>
+              <w:rPr>
+                <w:b/>
+                <w:color w:val="FFFFFF"/>
+                <w:sz w:val="16"/>
+              </w:rPr>
+              <w:t>NULL</w:t>
+            </w:r>
+          </w:p>
+        </w:tc>
+        <w:tc>
+          <w:tcPr>
+            <w:tcW w:w="1080" w:type="dxa"/>
+            <w:shd w:val="clear" w:color="auto" w:fill="2B579A"/>
+          </w:tcPr>
+          <w:p>
+            <w:pPr>
+              <w:jc w:val="center"/>
+            </w:pPr>
+            <w:r>
+              <w:rPr>
+                <w:b/>
+                <w:color w:val="FFFFFF"/>
+                <w:sz w:val="16"/>
+              </w:rPr>
+              <w:t/>
+            </w:r>
+          </w:p>
+        </w:tc>
+      </w:tr>
+      <w:tr>
+        <w:trPr>
+          <w:jc w:val="center"/>
+        </w:trPr>
+        <w:tc>
+          <w:tcPr>
+            <w:tcW w:w="1080" w:type="dxa"/>
+            <w:shd w:val="clear" w:color="auto" w:fill="2B579A"/>
+          </w:tcPr>
+          <w:p>
+            <w:pPr>
+              <w:jc w:val="center"/>
+            </w:pPr>
+            <w:r>
+              <w:rPr>
+                <w:b/>
+                <w:color w:val="FFFFFF"/>
+                <w:sz w:val="16"/>
+              </w:rPr>
+              <w:t>district</w:t>
+            </w:r>
+          </w:p>
+        </w:tc>
+        <w:tc>
+          <w:tcPr>
+            <w:tcW w:w="1080" w:type="dxa"/>
+            <w:shd w:val="clear" w:color="auto" w:fill="2B579A"/>
+          </w:tcPr>
+          <w:p>
+            <w:pPr>
+              <w:jc w:val="center"/>
+            </w:pPr>
+            <w:r>
+              <w:rPr>
+                <w:b/>
+                <w:color w:val="FFFFFF"/>
+                <w:sz w:val="16"/>
+              </w:rPr>
+              <w:t>자치구</w:t>
+            </w:r>
+          </w:p>
+        </w:tc>
+        <w:tc>
+          <w:tcPr>
+            <w:tcW w:w="1080" w:type="dxa"/>
+            <w:shd w:val="clear" w:color="auto" w:fill="2B579A"/>
+          </w:tcPr>
+          <w:p>
+            <w:pPr>
+              <w:jc w:val="center"/>
+            </w:pPr>
+            <w:r>
+              <w:rPr>
+                <w:b/>
+                <w:color w:val="FFFFFF"/>
+                <w:sz w:val="16"/>
+              </w:rPr>
+              <w:t>VARCHAR(50)</w:t>
+            </w:r>
+          </w:p>
+        </w:tc>
+        <w:tc>
+          <w:tcPr>
+            <w:tcW w:w="1080" w:type="dxa"/>
+            <w:shd w:val="clear" w:color="auto" w:fill="2B579A"/>
+          </w:tcPr>
+          <w:p>
+            <w:pPr>
+              <w:jc w:val="center"/>
+            </w:pPr>
+            <w:r>
+              <w:rPr>
+                <w:b/>
+                <w:color w:val="FFFFFF"/>
+                <w:sz w:val="16"/>
+              </w:rPr>
+              <w:t/>
+            </w:r>
+          </w:p>
+        </w:tc>
+        <w:tc>
+          <w:tcPr>
+            <w:tcW w:w="1080" w:type="dxa"/>
+            <w:shd w:val="clear" w:color="auto" w:fill="2B579A"/>
+          </w:tcPr>
+          <w:p>
+            <w:pPr>
+              <w:jc w:val="center"/>
+            </w:pPr>
+            <w:r>
+              <w:rPr>
+                <w:b/>
+                <w:color w:val="FFFFFF"/>
+                <w:sz w:val="16"/>
+              </w:rPr>
+              <w:t/>
+            </w:r>
+          </w:p>
+        </w:tc>
+        <w:tc>
+          <w:tcPr>
+            <w:tcW w:w="1080" w:type="dxa"/>
+            <w:shd w:val="clear" w:color="auto" w:fill="2B579A"/>
+          </w:tcPr>
+          <w:p>
+            <w:pPr>
+              <w:jc w:val="center"/>
+            </w:pPr>
+            <w:r>
+              <w:rPr>
+                <w:b/>
+                <w:color w:val="FFFFFF"/>
+                <w:sz w:val="16"/>
+              </w:rPr>
+              <w:t>YES</w:t>
+            </w:r>
+          </w:p>
+        </w:tc>
+        <w:tc>
+          <w:tcPr>
+            <w:tcW w:w="1080" w:type="dxa"/>
+            <w:shd w:val="clear" w:color="auto" w:fill="2B579A"/>
+          </w:tcPr>
+          <w:p>
+            <w:pPr>
+              <w:jc w:val="center"/>
+            </w:pPr>
+            <w:r>
+              <w:rPr>
+                <w:b/>
+                <w:color w:val="FFFFFF"/>
+                <w:sz w:val="16"/>
+              </w:rPr>
+              <w:t>NULL</w:t>
+            </w:r>
+          </w:p>
+        </w:tc>
+        <w:tc>
+          <w:tcPr>
+            <w:tcW w:w="1080" w:type="dxa"/>
+            <w:shd w:val="clear" w:color="auto" w:fill="2B579A"/>
+          </w:tcPr>
+          <w:p>
+            <w:pPr>
+              <w:jc w:val="center"/>
+            </w:pPr>
+            <w:r>
+              <w:rPr>
+                <w:b/>
+                <w:color w:val="FFFFFF"/>
+                <w:sz w:val="16"/>
+              </w:rPr>
+              <w:t/>
+            </w:r>
+          </w:p>
+        </w:tc>
+      </w:tr>
+      <w:tr>
+        <w:trPr>
+          <w:jc w:val="center"/>
+        </w:trPr>
+        <w:tc>
+          <w:tcPr>
+            <w:tcW w:w="1080" w:type="dxa"/>
+            <w:shd w:val="clear" w:color="auto" w:fill="2B579A"/>
+          </w:tcPr>
+          <w:p>
+            <w:pPr>
+              <w:jc w:val="center"/>
+            </w:pPr>
+            <w:r>
+              <w:rPr>
+                <w:b/>
+                <w:color w:val="FFFFFF"/>
+                <w:sz w:val="16"/>
+              </w:rPr>
+              <w:t>lat</w:t>
+            </w:r>
+          </w:p>
+        </w:tc>
+        <w:tc>
+          <w:tcPr>
+            <w:tcW w:w="1080" w:type="dxa"/>
+            <w:shd w:val="clear" w:color="auto" w:fill="2B579A"/>
+          </w:tcPr>
+          <w:p>
+            <w:pPr>
+              <w:jc w:val="center"/>
+            </w:pPr>
+            <w:r>
+              <w:rPr>
+                <w:b/>
+                <w:color w:val="FFFFFF"/>
+                <w:sz w:val="16"/>
+              </w:rPr>
+              <w:t>위도</w:t>
+            </w:r>
+          </w:p>
+        </w:tc>
+        <w:tc>
+          <w:tcPr>
+            <w:tcW w:w="1080" w:type="dxa"/>
+            <w:shd w:val="clear" w:color="auto" w:fill="2B579A"/>
+          </w:tcPr>
+          <w:p>
+            <w:pPr>
+              <w:jc w:val="center"/>
+            </w:pPr>
+            <w:r>
+              <w:rPr>
+                <w:b/>
+                <w:color w:val="FFFFFF"/>
+                <w:sz w:val="16"/>
+              </w:rPr>
+              <w:t>DOUBLE PRECISION</w:t>
+            </w:r>
+          </w:p>
+        </w:tc>
+        <w:tc>
+          <w:tcPr>
+            <w:tcW w:w="1080" w:type="dxa"/>
+            <w:shd w:val="clear" w:color="auto" w:fill="2B579A"/>
+          </w:tcPr>
+          <w:p>
+            <w:pPr>
+              <w:jc w:val="center"/>
+            </w:pPr>
+            <w:r>
+              <w:rPr>
+                <w:b/>
+                <w:color w:val="FFFFFF"/>
+                <w:sz w:val="16"/>
+              </w:rPr>
+              <w:t/>
+            </w:r>
+          </w:p>
+        </w:tc>
+        <w:tc>
+          <w:tcPr>
+            <w:tcW w:w="1080" w:type="dxa"/>
+            <w:shd w:val="clear" w:color="auto" w:fill="2B579A"/>
+          </w:tcPr>
+          <w:p>
+            <w:pPr>
+              <w:jc w:val="center"/>
+            </w:pPr>
+            <w:r>
+              <w:rPr>
+                <w:b/>
+                <w:color w:val="FFFFFF"/>
+                <w:sz w:val="16"/>
+              </w:rPr>
+              <w:t/>
+            </w:r>
+          </w:p>
+        </w:tc>
+        <w:tc>
+          <w:tcPr>
+            <w:tcW w:w="1080" w:type="dxa"/>
+            <w:shd w:val="clear" w:color="auto" w:fill="2B579A"/>
+          </w:tcPr>
+          <w:p>
+            <w:pPr>
+              <w:jc w:val="center"/>
+            </w:pPr>
+            <w:r>
+              <w:rPr>
+                <w:b/>
+                <w:color w:val="FFFFFF"/>
+                <w:sz w:val="16"/>
+              </w:rPr>
+              <w:t>YES</w:t>
+            </w:r>
+          </w:p>
+        </w:tc>
+        <w:tc>
+          <w:tcPr>
+            <w:tcW w:w="1080" w:type="dxa"/>
+            <w:shd w:val="clear" w:color="auto" w:fill="2B579A"/>
+          </w:tcPr>
+          <w:p>
+            <w:pPr>
+              <w:jc w:val="center"/>
+            </w:pPr>
+            <w:r>
+              <w:rPr>
+                <w:b/>
+                <w:color w:val="FFFFFF"/>
+                <w:sz w:val="16"/>
+              </w:rPr>
+              <w:t>NULL</w:t>
+            </w:r>
+          </w:p>
+        </w:tc>
+        <w:tc>
+          <w:tcPr>
+            <w:tcW w:w="1080" w:type="dxa"/>
+            <w:shd w:val="clear" w:color="auto" w:fill="2B579A"/>
+          </w:tcPr>
+          <w:p>
+            <w:pPr>
+              <w:jc w:val="center"/>
+            </w:pPr>
+            <w:r>
+              <w:rPr>
+                <w:b/>
+                <w:color w:val="FFFFFF"/>
+                <w:sz w:val="16"/>
+              </w:rPr>
+              <w:t/>
+            </w:r>
+          </w:p>
+        </w:tc>
+      </w:tr>
+      <w:tr>
+        <w:trPr>
+          <w:jc w:val="center"/>
+        </w:trPr>
+        <w:tc>
+          <w:tcPr>
+            <w:tcW w:w="1080" w:type="dxa"/>
+            <w:shd w:val="clear" w:color="auto" w:fill="2B579A"/>
+          </w:tcPr>
+          <w:p>
+            <w:pPr>
+              <w:jc w:val="center"/>
+            </w:pPr>
+            <w:r>
+              <w:rPr>
+                <w:b/>
+                <w:color w:val="FFFFFF"/>
+                <w:sz w:val="16"/>
+              </w:rPr>
+              <w:t>lng</w:t>
+            </w:r>
+          </w:p>
+        </w:tc>
+        <w:tc>
+          <w:tcPr>
+            <w:tcW w:w="1080" w:type="dxa"/>
+            <w:shd w:val="clear" w:color="auto" w:fill="2B579A"/>
+          </w:tcPr>
+          <w:p>
+            <w:pPr>
+              <w:jc w:val="center"/>
+            </w:pPr>
+            <w:r>
+              <w:rPr>
+                <w:b/>
+                <w:color w:val="FFFFFF"/>
+                <w:sz w:val="16"/>
+              </w:rPr>
+              <w:t>경도</w:t>
+            </w:r>
+          </w:p>
+        </w:tc>
+        <w:tc>
+          <w:tcPr>
+            <w:tcW w:w="1080" w:type="dxa"/>
+            <w:shd w:val="clear" w:color="auto" w:fill="2B579A"/>
+          </w:tcPr>
+          <w:p>
+            <w:pPr>
+              <w:jc w:val="center"/>
+            </w:pPr>
+            <w:r>
+              <w:rPr>
+                <w:b/>
+                <w:color w:val="FFFFFF"/>
+                <w:sz w:val="16"/>
+              </w:rPr>
+              <w:t>DOUBLE PRECISION</w:t>
+            </w:r>
+          </w:p>
+        </w:tc>
+        <w:tc>
+          <w:tcPr>
+            <w:tcW w:w="1080" w:type="dxa"/>
+            <w:shd w:val="clear" w:color="auto" w:fill="2B579A"/>
+          </w:tcPr>
+          <w:p>
+            <w:pPr>
+              <w:jc w:val="center"/>
+            </w:pPr>
+            <w:r>
+              <w:rPr>
+                <w:b/>
+                <w:color w:val="FFFFFF"/>
+                <w:sz w:val="16"/>
+              </w:rPr>
+              <w:t/>
+            </w:r>
+          </w:p>
+        </w:tc>
+        <w:tc>
+          <w:tcPr>
+            <w:tcW w:w="1080" w:type="dxa"/>
+            <w:shd w:val="clear" w:color="auto" w:fill="2B579A"/>
+          </w:tcPr>
+          <w:p>
+            <w:pPr>
+              <w:jc w:val="center"/>
+            </w:pPr>
+            <w:r>
+              <w:rPr>
+                <w:b/>
+                <w:color w:val="FFFFFF"/>
+                <w:sz w:val="16"/>
+              </w:rPr>
+              <w:t/>
+            </w:r>
+          </w:p>
+        </w:tc>
+        <w:tc>
+          <w:tcPr>
+            <w:tcW w:w="1080" w:type="dxa"/>
+            <w:shd w:val="clear" w:color="auto" w:fill="2B579A"/>
+          </w:tcPr>
+          <w:p>
+            <w:pPr>
+              <w:jc w:val="center"/>
+            </w:pPr>
+            <w:r>
+              <w:rPr>
+                <w:b/>
+                <w:color w:val="FFFFFF"/>
+                <w:sz w:val="16"/>
+              </w:rPr>
+              <w:t>YES</w:t>
+            </w:r>
+          </w:p>
+        </w:tc>
+        <w:tc>
+          <w:tcPr>
+            <w:tcW w:w="1080" w:type="dxa"/>
+            <w:shd w:val="clear" w:color="auto" w:fill="2B579A"/>
+          </w:tcPr>
+          <w:p>
+            <w:pPr>
+              <w:jc w:val="center"/>
+            </w:pPr>
+            <w:r>
+              <w:rPr>
+                <w:b/>
+                <w:color w:val="FFFFFF"/>
+                <w:sz w:val="16"/>
+              </w:rPr>
+              <w:t>NULL</w:t>
+            </w:r>
+          </w:p>
+        </w:tc>
+        <w:tc>
+          <w:tcPr>
+            <w:tcW w:w="1080" w:type="dxa"/>
+            <w:shd w:val="clear" w:color="auto" w:fill="2B579A"/>
+          </w:tcPr>
+          <w:p>
+            <w:pPr>
+              <w:jc w:val="center"/>
+            </w:pPr>
+            <w:r>
+              <w:rPr>
+                <w:b/>
+                <w:color w:val="FFFFFF"/>
+                <w:sz w:val="16"/>
+              </w:rPr>
+              <w:t/>
+            </w:r>
+          </w:p>
+        </w:tc>
+      </w:tr>
+      <w:tr>
+        <w:trPr>
+          <w:jc w:val="center"/>
+        </w:trPr>
+        <w:tc>
+          <w:tcPr>
+            <w:tcW w:w="1080" w:type="dxa"/>
+            <w:shd w:val="clear" w:color="auto" w:fill="2B579A"/>
+          </w:tcPr>
+          <w:p>
+            <w:pPr>
+              <w:jc w:val="center"/>
+            </w:pPr>
+            <w:r>
+              <w:rPr>
+                <w:b/>
+                <w:color w:val="FFFFFF"/>
+                <w:sz w:val="16"/>
+              </w:rPr>
+              <w:t>rating</w:t>
+            </w:r>
+          </w:p>
+        </w:tc>
+        <w:tc>
+          <w:tcPr>
+            <w:tcW w:w="1080" w:type="dxa"/>
+            <w:shd w:val="clear" w:color="auto" w:fill="2B579A"/>
+          </w:tcPr>
+          <w:p>
+            <w:pPr>
+              <w:jc w:val="center"/>
+            </w:pPr>
+            <w:r>
+              <w:rPr>
+                <w:b/>
+                <w:color w:val="FFFFFF"/>
+                <w:sz w:val="16"/>
+              </w:rPr>
+              <w:t>평점</w:t>
+            </w:r>
+          </w:p>
+        </w:tc>
+        <w:tc>
+          <w:tcPr>
+            <w:tcW w:w="1080" w:type="dxa"/>
+            <w:shd w:val="clear" w:color="auto" w:fill="2B579A"/>
+          </w:tcPr>
+          <w:p>
+            <w:pPr>
+              <w:jc w:val="center"/>
+            </w:pPr>
+            <w:r>
+              <w:rPr>
+                <w:b/>
+                <w:color w:val="FFFFFF"/>
+                <w:sz w:val="16"/>
+              </w:rPr>
+              <w:t>REAL</w:t>
+            </w:r>
+          </w:p>
+        </w:tc>
+        <w:tc>
+          <w:tcPr>
+            <w:tcW w:w="1080" w:type="dxa"/>
+            <w:shd w:val="clear" w:color="auto" w:fill="2B579A"/>
+          </w:tcPr>
+          <w:p>
+            <w:pPr>
+              <w:jc w:val="center"/>
+            </w:pPr>
+            <w:r>
+              <w:rPr>
+                <w:b/>
+                <w:color w:val="FFFFFF"/>
+                <w:sz w:val="16"/>
+              </w:rPr>
+              <w:t/>
+            </w:r>
+          </w:p>
+        </w:tc>
+        <w:tc>
+          <w:tcPr>
+            <w:tcW w:w="1080" w:type="dxa"/>
+            <w:shd w:val="clear" w:color="auto" w:fill="2B579A"/>
+          </w:tcPr>
+          <w:p>
+            <w:pPr>
+              <w:jc w:val="center"/>
+            </w:pPr>
+            <w:r>
+              <w:rPr>
+                <w:b/>
+                <w:color w:val="FFFFFF"/>
+                <w:sz w:val="16"/>
+              </w:rPr>
+              <w:t/>
+            </w:r>
+          </w:p>
+        </w:tc>
+        <w:tc>
+          <w:tcPr>
+            <w:tcW w:w="1080" w:type="dxa"/>
+            <w:shd w:val="clear" w:color="auto" w:fill="2B579A"/>
+          </w:tcPr>
+          <w:p>
+            <w:pPr>
+              <w:jc w:val="center"/>
+            </w:pPr>
+            <w:r>
+              <w:rPr>
+                <w:b/>
+                <w:color w:val="FFFFFF"/>
+                <w:sz w:val="16"/>
+              </w:rPr>
+              <w:t>YES</w:t>
+            </w:r>
+          </w:p>
+        </w:tc>
+        <w:tc>
+          <w:tcPr>
+            <w:tcW w:w="1080" w:type="dxa"/>
+            <w:shd w:val="clear" w:color="auto" w:fill="2B579A"/>
+          </w:tcPr>
+          <w:p>
+            <w:pPr>
+              <w:jc w:val="center"/>
+            </w:pPr>
+            <w:r>
+              <w:rPr>
+                <w:b/>
+                <w:color w:val="FFFFFF"/>
+                <w:sz w:val="16"/>
+              </w:rPr>
+              <w:t>NULL</w:t>
+            </w:r>
+          </w:p>
+        </w:tc>
+        <w:tc>
+          <w:tcPr>
+            <w:tcW w:w="1080" w:type="dxa"/>
+            <w:shd w:val="clear" w:color="auto" w:fill="2B579A"/>
+          </w:tcPr>
+          <w:p>
+            <w:pPr>
+              <w:jc w:val="center"/>
+            </w:pPr>
+            <w:r>
+              <w:rPr>
+                <w:b/>
+                <w:color w:val="FFFFFF"/>
+                <w:sz w:val="16"/>
+              </w:rPr>
+              <w:t/>
+            </w:r>
+          </w:p>
+        </w:tc>
+      </w:tr>
+      <w:tr>
+        <w:trPr>
+          <w:jc w:val="center"/>
+        </w:trPr>
+        <w:tc>
+          <w:tcPr>
+            <w:tcW w:w="1080" w:type="dxa"/>
+            <w:shd w:val="clear" w:color="auto" w:fill="2B579A"/>
+          </w:tcPr>
+          <w:p>
+            <w:pPr>
+              <w:jc w:val="center"/>
+            </w:pPr>
+            <w:r>
+              <w:rPr>
+                <w:b/>
+                <w:color w:val="FFFFFF"/>
+                <w:sz w:val="16"/>
+              </w:rPr>
+              <w:t>image_url</w:t>
+            </w:r>
+          </w:p>
+        </w:tc>
+        <w:tc>
+          <w:tcPr>
+            <w:tcW w:w="1080" w:type="dxa"/>
+            <w:shd w:val="clear" w:color="auto" w:fill="2B579A"/>
+          </w:tcPr>
+          <w:p>
+            <w:pPr>
+              <w:jc w:val="center"/>
+            </w:pPr>
+            <w:r>
+              <w:rPr>
+                <w:b/>
+                <w:color w:val="FFFFFF"/>
+                <w:sz w:val="16"/>
+              </w:rPr>
+              <w:t>이미지URL</w:t>
+            </w:r>
+          </w:p>
+        </w:tc>
+        <w:tc>
+          <w:tcPr>
+            <w:tcW w:w="1080" w:type="dxa"/>
+            <w:shd w:val="clear" w:color="auto" w:fill="2B579A"/>
+          </w:tcPr>
+          <w:p>
+            <w:pPr>
+              <w:jc w:val="center"/>
+            </w:pPr>
+            <w:r>
+              <w:rPr>
+                <w:b/>
+                <w:color w:val="FFFFFF"/>
+                <w:sz w:val="16"/>
+              </w:rPr>
+              <w:t>TEXT</w:t>
+            </w:r>
+          </w:p>
+        </w:tc>
+        <w:tc>
+          <w:tcPr>
+            <w:tcW w:w="1080" w:type="dxa"/>
+            <w:shd w:val="clear" w:color="auto" w:fill="2B579A"/>
+          </w:tcPr>
+          <w:p>
+            <w:pPr>
+              <w:jc w:val="center"/>
+            </w:pPr>
+            <w:r>
+              <w:rPr>
+                <w:b/>
+                <w:color w:val="FFFFFF"/>
+                <w:sz w:val="16"/>
+              </w:rPr>
+              <w:t/>
+            </w:r>
+          </w:p>
+        </w:tc>
+        <w:tc>
+          <w:tcPr>
+            <w:tcW w:w="1080" w:type="dxa"/>
+            <w:shd w:val="clear" w:color="auto" w:fill="2B579A"/>
+          </w:tcPr>
+          <w:p>
+            <w:pPr>
+              <w:jc w:val="center"/>
+            </w:pPr>
+            <w:r>
+              <w:rPr>
+                <w:b/>
+                <w:color w:val="FFFFFF"/>
+                <w:sz w:val="16"/>
+              </w:rPr>
+              <w:t/>
+            </w:r>
+          </w:p>
+        </w:tc>
+        <w:tc>
+          <w:tcPr>
+            <w:tcW w:w="1080" w:type="dxa"/>
+            <w:shd w:val="clear" w:color="auto" w:fill="2B579A"/>
+          </w:tcPr>
+          <w:p>
+            <w:pPr>
+              <w:jc w:val="center"/>
+            </w:pPr>
+            <w:r>
+              <w:rPr>
+                <w:b/>
+                <w:color w:val="FFFFFF"/>
+                <w:sz w:val="16"/>
+              </w:rPr>
+              <w:t>YES</w:t>
+            </w:r>
+          </w:p>
+        </w:tc>
+        <w:tc>
+          <w:tcPr>
+            <w:tcW w:w="1080" w:type="dxa"/>
+            <w:shd w:val="clear" w:color="auto" w:fill="2B579A"/>
+          </w:tcPr>
+          <w:p>
+            <w:pPr>
+              <w:jc w:val="center"/>
+            </w:pPr>
+            <w:r>
+              <w:rPr>
+                <w:b/>
+                <w:color w:val="FFFFFF"/>
+                <w:sz w:val="16"/>
+              </w:rPr>
+              <w:t>NULL</w:t>
+            </w:r>
+          </w:p>
+        </w:tc>
+        <w:tc>
+          <w:tcPr>
+            <w:tcW w:w="1080" w:type="dxa"/>
+            <w:shd w:val="clear" w:color="auto" w:fill="2B579A"/>
+          </w:tcPr>
+          <w:p>
+            <w:pPr>
+              <w:jc w:val="center"/>
+            </w:pPr>
+            <w:r>
+              <w:rPr>
+                <w:b/>
+                <w:color w:val="FFFFFF"/>
+                <w:sz w:val="16"/>
+              </w:rPr>
+              <w:t/>
+            </w:r>
+          </w:p>
+        </w:tc>
+      </w:tr>
+      <w:tr>
+        <w:trPr>
+          <w:jc w:val="center"/>
+        </w:trPr>
+        <w:tc>
+          <w:tcPr>
+            <w:tcW w:w="1080" w:type="dxa"/>
+            <w:shd w:val="clear" w:color="auto" w:fill="2B579A"/>
+          </w:tcPr>
+          <w:p>
+            <w:pPr>
+              <w:jc w:val="center"/>
+            </w:pPr>
+            <w:r>
+              <w:rPr>
+                <w:b/>
+                <w:color w:val="FFFFFF"/>
+                <w:sz w:val="16"/>
+              </w:rPr>
+              <w:t>summary</w:t>
+            </w:r>
+          </w:p>
+        </w:tc>
+        <w:tc>
+          <w:tcPr>
+            <w:tcW w:w="1080" w:type="dxa"/>
+            <w:shd w:val="clear" w:color="auto" w:fill="2B579A"/>
+          </w:tcPr>
+          <w:p>
+            <w:pPr>
+              <w:jc w:val="center"/>
+            </w:pPr>
+            <w:r>
+              <w:rPr>
+                <w:b/>
+                <w:color w:val="FFFFFF"/>
+                <w:sz w:val="16"/>
+              </w:rPr>
+              <w:t>요약</w:t>
+            </w:r>
+          </w:p>
+        </w:tc>
+        <w:tc>
+          <w:tcPr>
+            <w:tcW w:w="1080" w:type="dxa"/>
+            <w:shd w:val="clear" w:color="auto" w:fill="2B579A"/>
+          </w:tcPr>
+          <w:p>
+            <w:pPr>
+              <w:jc w:val="center"/>
+            </w:pPr>
+            <w:r>
+              <w:rPr>
+                <w:b/>
+                <w:color w:val="FFFFFF"/>
+                <w:sz w:val="16"/>
+              </w:rPr>
+              <w:t>TEXT</w:t>
+            </w:r>
+          </w:p>
+        </w:tc>
+        <w:tc>
+          <w:tcPr>
+            <w:tcW w:w="1080" w:type="dxa"/>
+            <w:shd w:val="clear" w:color="auto" w:fill="2B579A"/>
+          </w:tcPr>
+          <w:p>
+            <w:pPr>
+              <w:jc w:val="center"/>
+            </w:pPr>
+            <w:r>
+              <w:rPr>
+                <w:b/>
+                <w:color w:val="FFFFFF"/>
+                <w:sz w:val="16"/>
+              </w:rPr>
+              <w:t/>
+            </w:r>
+          </w:p>
+        </w:tc>
+        <w:tc>
+          <w:tcPr>
+            <w:tcW w:w="1080" w:type="dxa"/>
+            <w:shd w:val="clear" w:color="auto" w:fill="2B579A"/>
+          </w:tcPr>
+          <w:p>
+            <w:pPr>
+              <w:jc w:val="center"/>
+            </w:pPr>
+            <w:r>
+              <w:rPr>
+                <w:b/>
+                <w:color w:val="FFFFFF"/>
+                <w:sz w:val="16"/>
+              </w:rPr>
+              <w:t/>
+            </w:r>
+          </w:p>
+        </w:tc>
+        <w:tc>
+          <w:tcPr>
+            <w:tcW w:w="1080" w:type="dxa"/>
+            <w:shd w:val="clear" w:color="auto" w:fill="2B579A"/>
+          </w:tcPr>
+          <w:p>
+            <w:pPr>
+              <w:jc w:val="center"/>
+            </w:pPr>
+            <w:r>
+              <w:rPr>
+                <w:b/>
+                <w:color w:val="FFFFFF"/>
+                <w:sz w:val="16"/>
+              </w:rPr>
+              <w:t>YES</w:t>
+            </w:r>
+          </w:p>
+        </w:tc>
+        <w:tc>
+          <w:tcPr>
+            <w:tcW w:w="1080" w:type="dxa"/>
+            <w:shd w:val="clear" w:color="auto" w:fill="2B579A"/>
+          </w:tcPr>
+          <w:p>
+            <w:pPr>
+              <w:jc w:val="center"/>
+            </w:pPr>
+            <w:r>
+              <w:rPr>
+                <w:b/>
+                <w:color w:val="FFFFFF"/>
+                <w:sz w:val="16"/>
+              </w:rPr>
+              <w:t>NULL</w:t>
+            </w:r>
+          </w:p>
+        </w:tc>
+        <w:tc>
+          <w:tcPr>
+            <w:tcW w:w="1080" w:type="dxa"/>
+            <w:shd w:val="clear" w:color="auto" w:fill="2B579A"/>
+          </w:tcPr>
+          <w:p>
+            <w:pPr>
+              <w:jc w:val="center"/>
+            </w:pPr>
+            <w:r>
+              <w:rPr>
+                <w:b/>
+                <w:color w:val="FFFFFF"/>
+                <w:sz w:val="16"/>
+              </w:rPr>
+              <w:t>최대 500자</w:t>
+            </w:r>
+          </w:p>
+        </w:tc>
+      </w:tr>
+      <w:tr>
+        <w:trPr>
+          <w:jc w:val="center"/>
+        </w:trPr>
+        <w:tc>
+          <w:tcPr>
+            <w:tcW w:w="1080" w:type="dxa"/>
+            <w:shd w:val="clear" w:color="auto" w:fill="2B579A"/>
+          </w:tcPr>
+          <w:p>
+            <w:pPr>
+              <w:jc w:val="center"/>
+            </w:pPr>
+            <w:r>
+              <w:rPr>
+                <w:b/>
+                <w:color w:val="FFFFFF"/>
+                <w:sz w:val="16"/>
+              </w:rPr>
+              <w:t>source_thread_id</w:t>
+            </w:r>
+          </w:p>
+        </w:tc>
+        <w:tc>
+          <w:tcPr>
+            <w:tcW w:w="1080" w:type="dxa"/>
+            <w:shd w:val="clear" w:color="auto" w:fill="2B579A"/>
+          </w:tcPr>
+          <w:p>
+            <w:pPr>
+              <w:jc w:val="center"/>
+            </w:pPr>
+            <w:r>
+              <w:rPr>
+                <w:b/>
+                <w:color w:val="FFFFFF"/>
+                <w:sz w:val="16"/>
+              </w:rPr>
+              <w:t>출처 스레드ID</w:t>
+            </w:r>
+          </w:p>
+        </w:tc>
+        <w:tc>
+          <w:tcPr>
+            <w:tcW w:w="1080" w:type="dxa"/>
+            <w:shd w:val="clear" w:color="auto" w:fill="2B579A"/>
+          </w:tcPr>
+          <w:p>
+            <w:pPr>
+              <w:jc w:val="center"/>
+            </w:pPr>
+            <w:r>
+              <w:rPr>
+                <w:b/>
+                <w:color w:val="FFFFFF"/>
+                <w:sz w:val="16"/>
+              </w:rPr>
+              <w:t>VARCHAR(100)</w:t>
+            </w:r>
+          </w:p>
+        </w:tc>
+        <w:tc>
+          <w:tcPr>
+            <w:tcW w:w="1080" w:type="dxa"/>
+            <w:shd w:val="clear" w:color="auto" w:fill="2B579A"/>
+          </w:tcPr>
+          <w:p>
+            <w:pPr>
+              <w:jc w:val="center"/>
+            </w:pPr>
+            <w:r>
+              <w:rPr>
+                <w:b/>
+                <w:color w:val="FFFFFF"/>
+                <w:sz w:val="16"/>
+              </w:rPr>
+              <w:t/>
+            </w:r>
+          </w:p>
+        </w:tc>
+        <w:tc>
+          <w:tcPr>
+            <w:tcW w:w="1080" w:type="dxa"/>
+            <w:shd w:val="clear" w:color="auto" w:fill="2B579A"/>
+          </w:tcPr>
+          <w:p>
+            <w:pPr>
+              <w:jc w:val="center"/>
+            </w:pPr>
+            <w:r>
+              <w:rPr>
+                <w:b/>
+                <w:color w:val="FFFFFF"/>
+                <w:sz w:val="16"/>
+              </w:rPr>
+              <w:t/>
+            </w:r>
+          </w:p>
+        </w:tc>
+        <w:tc>
+          <w:tcPr>
+            <w:tcW w:w="1080" w:type="dxa"/>
+            <w:shd w:val="clear" w:color="auto" w:fill="2B579A"/>
+          </w:tcPr>
+          <w:p>
+            <w:pPr>
+              <w:jc w:val="center"/>
+            </w:pPr>
+            <w:r>
+              <w:rPr>
+                <w:b/>
+                <w:color w:val="FFFFFF"/>
+                <w:sz w:val="16"/>
+              </w:rPr>
+              <w:t>YES</w:t>
+            </w:r>
+          </w:p>
+        </w:tc>
+        <w:tc>
+          <w:tcPr>
+            <w:tcW w:w="1080" w:type="dxa"/>
+            <w:shd w:val="clear" w:color="auto" w:fill="2B579A"/>
+          </w:tcPr>
+          <w:p>
+            <w:pPr>
+              <w:jc w:val="center"/>
+            </w:pPr>
+            <w:r>
+              <w:rPr>
+                <w:b/>
+                <w:color w:val="FFFFFF"/>
+                <w:sz w:val="16"/>
+              </w:rPr>
+              <w:t>NULL</w:t>
+            </w:r>
+          </w:p>
+        </w:tc>
+        <w:tc>
+          <w:tcPr>
+            <w:tcW w:w="1080" w:type="dxa"/>
+            <w:shd w:val="clear" w:color="auto" w:fill="2B579A"/>
+          </w:tcPr>
+          <w:p>
+            <w:pPr>
+              <w:jc w:val="center"/>
+            </w:pPr>
+            <w:r>
+              <w:rPr>
+                <w:b/>
+                <w:color w:val="FFFFFF"/>
+                <w:sz w:val="16"/>
+              </w:rPr>
+              <w:t>어느 대화에서 저장됐는지</w:t>
+            </w:r>
+          </w:p>
+        </w:tc>
+      </w:tr>
+      <w:tr>
+        <w:trPr>
+          <w:jc w:val="center"/>
+        </w:trPr>
+        <w:tc>
+          <w:tcPr>
+            <w:tcW w:w="1080" w:type="dxa"/>
+            <w:shd w:val="clear" w:color="auto" w:fill="2B579A"/>
+          </w:tcPr>
+          <w:p>
+            <w:pPr>
+              <w:jc w:val="center"/>
+            </w:pPr>
+            <w:r>
+              <w:rPr>
+                <w:b/>
+                <w:color w:val="FFFFFF"/>
+                <w:sz w:val="16"/>
+              </w:rPr>
+              <w:t>source_message_id</w:t>
+            </w:r>
+          </w:p>
+        </w:tc>
+        <w:tc>
+          <w:tcPr>
+            <w:tcW w:w="1080" w:type="dxa"/>
+            <w:shd w:val="clear" w:color="auto" w:fill="2B579A"/>
+          </w:tcPr>
+          <w:p>
+            <w:pPr>
+              <w:jc w:val="center"/>
+            </w:pPr>
+            <w:r>
+              <w:rPr>
+                <w:b/>
+                <w:color w:val="FFFFFF"/>
+                <w:sz w:val="16"/>
+              </w:rPr>
+              <w:t>출처 메시지ID</w:t>
+            </w:r>
+          </w:p>
+        </w:tc>
+        <w:tc>
+          <w:tcPr>
+            <w:tcW w:w="1080" w:type="dxa"/>
+            <w:shd w:val="clear" w:color="auto" w:fill="2B579A"/>
+          </w:tcPr>
+          <w:p>
+            <w:pPr>
+              <w:jc w:val="center"/>
+            </w:pPr>
+            <w:r>
+              <w:rPr>
+                <w:b/>
+                <w:color w:val="FFFFFF"/>
+                <w:sz w:val="16"/>
+              </w:rPr>
+              <w:t>BIGINT</w:t>
+            </w:r>
+          </w:p>
+        </w:tc>
+        <w:tc>
+          <w:tcPr>
+            <w:tcW w:w="1080" w:type="dxa"/>
+            <w:shd w:val="clear" w:color="auto" w:fill="2B579A"/>
+          </w:tcPr>
+          <w:p>
+            <w:pPr>
+              <w:jc w:val="center"/>
+            </w:pPr>
+            <w:r>
+              <w:rPr>
+                <w:b/>
+                <w:color w:val="FFFFFF"/>
+                <w:sz w:val="16"/>
+              </w:rPr>
+              <w:t/>
+            </w:r>
+          </w:p>
+        </w:tc>
+        <w:tc>
+          <w:tcPr>
+            <w:tcW w:w="1080" w:type="dxa"/>
+            <w:shd w:val="clear" w:color="auto" w:fill="2B579A"/>
+          </w:tcPr>
+          <w:p>
+            <w:pPr>
+              <w:jc w:val="center"/>
+            </w:pPr>
+            <w:r>
+              <w:rPr>
+                <w:b/>
+                <w:color w:val="FFFFFF"/>
+                <w:sz w:val="16"/>
+              </w:rPr>
+              <w:t/>
+            </w:r>
+          </w:p>
+        </w:tc>
+        <w:tc>
+          <w:tcPr>
+            <w:tcW w:w="1080" w:type="dxa"/>
+            <w:shd w:val="clear" w:color="auto" w:fill="2B579A"/>
+          </w:tcPr>
+          <w:p>
+            <w:pPr>
+              <w:jc w:val="center"/>
+            </w:pPr>
+            <w:r>
+              <w:rPr>
+                <w:b/>
+                <w:color w:val="FFFFFF"/>
+                <w:sz w:val="16"/>
+              </w:rPr>
+              <w:t>YES</w:t>
+            </w:r>
+          </w:p>
+        </w:tc>
+        <w:tc>
+          <w:tcPr>
+            <w:tcW w:w="1080" w:type="dxa"/>
+            <w:shd w:val="clear" w:color="auto" w:fill="2B579A"/>
+          </w:tcPr>
+          <w:p>
+            <w:pPr>
+              <w:jc w:val="center"/>
+            </w:pPr>
+            <w:r>
+              <w:rPr>
+                <w:b/>
+                <w:color w:val="FFFFFF"/>
+                <w:sz w:val="16"/>
+              </w:rPr>
+              <w:t>NULL</w:t>
+            </w:r>
+          </w:p>
+        </w:tc>
+        <w:tc>
+          <w:tcPr>
+            <w:tcW w:w="1080" w:type="dxa"/>
+            <w:shd w:val="clear" w:color="auto" w:fill="2B579A"/>
+          </w:tcPr>
+          <w:p>
+            <w:pPr>
+              <w:jc w:val="center"/>
+            </w:pPr>
+            <w:r>
+              <w:rPr>
+                <w:b/>
+                <w:color w:val="FFFFFF"/>
+                <w:sz w:val="16"/>
+              </w:rPr>
+              <w:t>어느 메시지에서 저장됐는지</w:t>
+            </w:r>
+          </w:p>
+        </w:tc>
+      </w:tr>
+      <w:tr>
+        <w:trPr>
+          <w:jc w:val="center"/>
+        </w:trPr>
+        <w:tc>
+          <w:tcPr>
+            <w:tcW w:w="1080" w:type="dxa"/>
+            <w:shd w:val="clear" w:color="auto" w:fill="2B579A"/>
+          </w:tcPr>
+          <w:p>
+            <w:pPr>
+              <w:jc w:val="center"/>
+            </w:pPr>
+            <w:r>
+              <w:rPr>
+                <w:b/>
+                <w:color w:val="FFFFFF"/>
+                <w:sz w:val="16"/>
+              </w:rPr>
+              <w:t>is_deleted</w:t>
+            </w:r>
+          </w:p>
+        </w:tc>
+        <w:tc>
+          <w:tcPr>
+            <w:tcW w:w="1080" w:type="dxa"/>
+            <w:shd w:val="clear" w:color="auto" w:fill="2B579A"/>
+          </w:tcPr>
+          <w:p>
+            <w:pPr>
+              <w:jc w:val="center"/>
+            </w:pPr>
+            <w:r>
+              <w:rPr>
+                <w:b/>
+                <w:color w:val="FFFFFF"/>
+                <w:sz w:val="16"/>
+              </w:rPr>
+              <w:t>삭제여부</w:t>
+            </w:r>
+          </w:p>
+        </w:tc>
+        <w:tc>
+          <w:tcPr>
+            <w:tcW w:w="1080" w:type="dxa"/>
+            <w:shd w:val="clear" w:color="auto" w:fill="2B579A"/>
+          </w:tcPr>
+          <w:p>
+            <w:pPr>
+              <w:jc w:val="center"/>
+            </w:pPr>
+            <w:r>
+              <w:rPr>
+                <w:b/>
+                <w:color w:val="FFFFFF"/>
+                <w:sz w:val="16"/>
+              </w:rPr>
+              <w:t>BOOLEAN</w:t>
+            </w:r>
+          </w:p>
+        </w:tc>
+        <w:tc>
+          <w:tcPr>
+            <w:tcW w:w="1080" w:type="dxa"/>
+            <w:shd w:val="clear" w:color="auto" w:fill="2B579A"/>
+          </w:tcPr>
+          <w:p>
+            <w:pPr>
+              <w:jc w:val="center"/>
+            </w:pPr>
+            <w:r>
+              <w:rPr>
+                <w:b/>
+                <w:color w:val="FFFFFF"/>
+                <w:sz w:val="16"/>
+              </w:rPr>
+              <w:t/>
+            </w:r>
+          </w:p>
+        </w:tc>
+        <w:tc>
+          <w:tcPr>
+            <w:tcW w:w="1080" w:type="dxa"/>
+            <w:shd w:val="clear" w:color="auto" w:fill="2B579A"/>
+          </w:tcPr>
+          <w:p>
+            <w:pPr>
+              <w:jc w:val="center"/>
+            </w:pPr>
+            <w:r>
+              <w:rPr>
+                <w:b/>
+                <w:color w:val="FFFFFF"/>
+                <w:sz w:val="16"/>
+              </w:rPr>
+              <w:t/>
+            </w:r>
+          </w:p>
+        </w:tc>
+        <w:tc>
+          <w:tcPr>
+            <w:tcW w:w="1080" w:type="dxa"/>
+            <w:shd w:val="clear" w:color="auto" w:fill="2B579A"/>
+          </w:tcPr>
+          <w:p>
+            <w:pPr>
+              <w:jc w:val="center"/>
+            </w:pPr>
+            <w:r>
+              <w:rPr>
+                <w:b/>
+                <w:color w:val="FFFFFF"/>
+                <w:sz w:val="16"/>
+              </w:rPr>
+              <w:t>NO</w:t>
+            </w:r>
+          </w:p>
+        </w:tc>
+        <w:tc>
+          <w:tcPr>
+            <w:tcW w:w="1080" w:type="dxa"/>
+            <w:shd w:val="clear" w:color="auto" w:fill="2B579A"/>
+          </w:tcPr>
+          <w:p>
+            <w:pPr>
+              <w:jc w:val="center"/>
+            </w:pPr>
+            <w:r>
+              <w:rPr>
+                <w:b/>
+                <w:color w:val="FFFFFF"/>
+                <w:sz w:val="16"/>
+              </w:rPr>
+              <w:t>FALSE</w:t>
+            </w:r>
+          </w:p>
+        </w:tc>
+        <w:tc>
+          <w:tcPr>
+            <w:tcW w:w="1080" w:type="dxa"/>
+            <w:shd w:val="clear" w:color="auto" w:fill="2B579A"/>
+          </w:tcPr>
+          <w:p>
+            <w:pPr>
+              <w:jc w:val="center"/>
+            </w:pPr>
+            <w:r>
+              <w:rPr>
+                <w:b/>
+                <w:color w:val="FFFFFF"/>
+                <w:sz w:val="16"/>
+              </w:rPr>
+              <w:t>소프트 삭제</w:t>
+            </w:r>
+          </w:p>
+        </w:tc>
+      </w:tr>
+      <w:tr>
+        <w:trPr>
+          <w:jc w:val="center"/>
+        </w:trPr>
+        <w:tc>
+          <w:tcPr>
+            <w:tcW w:w="1080" w:type="dxa"/>
+            <w:shd w:val="clear" w:color="auto" w:fill="2B579A"/>
+          </w:tcPr>
+          <w:p>
+            <w:pPr>
+              <w:jc w:val="center"/>
+            </w:pPr>
+            <w:r>
+              <w:rPr>
+                <w:b/>
+                <w:color w:val="FFFFFF"/>
+                <w:sz w:val="16"/>
+              </w:rPr>
+              <w:t>created_at</w:t>
+            </w:r>
+          </w:p>
+        </w:tc>
+        <w:tc>
+          <w:tcPr>
+            <w:tcW w:w="1080" w:type="dxa"/>
+            <w:shd w:val="clear" w:color="auto" w:fill="2B579A"/>
+          </w:tcPr>
+          <w:p>
+            <w:pPr>
+              <w:jc w:val="center"/>
+            </w:pPr>
+            <w:r>
+              <w:rPr>
+                <w:b/>
+                <w:color w:val="FFFFFF"/>
+                <w:sz w:val="16"/>
+              </w:rPr>
+              <w:t>생성일시</w:t>
+            </w:r>
+          </w:p>
+        </w:tc>
+        <w:tc>
+          <w:tcPr>
+            <w:tcW w:w="1080" w:type="dxa"/>
+            <w:shd w:val="clear" w:color="auto" w:fill="2B579A"/>
+          </w:tcPr>
+          <w:p>
+            <w:pPr>
+              <w:jc w:val="center"/>
+            </w:pPr>
+            <w:r>
+              <w:rPr>
+                <w:b/>
+                <w:color w:val="FFFFFF"/>
+                <w:sz w:val="16"/>
+              </w:rPr>
+              <w:t>TIMESTAMPTZ</w:t>
+            </w:r>
+          </w:p>
+        </w:tc>
+        <w:tc>
+          <w:tcPr>
+            <w:tcW w:w="1080" w:type="dxa"/>
+            <w:shd w:val="clear" w:color="auto" w:fill="2B579A"/>
+          </w:tcPr>
+          <w:p>
+            <w:pPr>
+              <w:jc w:val="center"/>
+            </w:pPr>
+            <w:r>
+              <w:rPr>
+                <w:b/>
+                <w:color w:val="FFFFFF"/>
+                <w:sz w:val="16"/>
+              </w:rPr>
+              <w:t/>
+            </w:r>
+          </w:p>
+        </w:tc>
+        <w:tc>
+          <w:tcPr>
+            <w:tcW w:w="1080" w:type="dxa"/>
+            <w:shd w:val="clear" w:color="auto" w:fill="2B579A"/>
+          </w:tcPr>
+          <w:p>
+            <w:pPr>
+              <w:jc w:val="center"/>
+            </w:pPr>
+            <w:r>
+              <w:rPr>
+                <w:b/>
+                <w:color w:val="FFFFFF"/>
+                <w:sz w:val="16"/>
+              </w:rPr>
+              <w:t/>
+            </w:r>
+          </w:p>
+        </w:tc>
+        <w:tc>
+          <w:tcPr>
+            <w:tcW w:w="1080" w:type="dxa"/>
+            <w:shd w:val="clear" w:color="auto" w:fill="2B579A"/>
+          </w:tcPr>
+          <w:p>
+            <w:pPr>
+              <w:jc w:val="center"/>
+            </w:pPr>
+            <w:r>
+              <w:rPr>
+                <w:b/>
+                <w:color w:val="FFFFFF"/>
+                <w:sz w:val="16"/>
+              </w:rPr>
+              <w:t>NO</w:t>
+            </w:r>
+          </w:p>
+        </w:tc>
+        <w:tc>
+          <w:tcPr>
+            <w:tcW w:w="1080" w:type="dxa"/>
+            <w:shd w:val="clear" w:color="auto" w:fill="2B579A"/>
+          </w:tcPr>
+          <w:p>
+            <w:pPr>
+              <w:jc w:val="center"/>
+            </w:pPr>
+            <w:r>
+              <w:rPr>
+                <w:b/>
+                <w:color w:val="FFFFFF"/>
+                <w:sz w:val="16"/>
+              </w:rPr>
+              <w:t>NOW()</w:t>
+            </w:r>
+          </w:p>
+        </w:tc>
+        <w:tc>
+          <w:tcPr>
+            <w:tcW w:w="1080" w:type="dxa"/>
+            <w:shd w:val="clear" w:color="auto" w:fill="2B579A"/>
+          </w:tcPr>
+          <w:p>
+            <w:pPr>
+              <w:jc w:val="center"/>
+            </w:pPr>
+            <w:r>
+              <w:rPr>
+                <w:b/>
+                <w:color w:val="FFFFFF"/>
+                <w:sz w:val="16"/>
+              </w:rPr>
+              <w:t/>
+            </w:r>
+          </w:p>
+        </w:tc>
+      </w:tr>
+      <w:tr>
+        <w:trPr>
+          <w:jc w:val="center"/>
+        </w:trPr>
+        <w:tc>
+          <w:tcPr>
+            <w:tcW w:w="1080" w:type="dxa"/>
+            <w:shd w:val="clear" w:color="auto" w:fill="2B579A"/>
+          </w:tcPr>
+          <w:p>
+            <w:pPr>
+              <w:jc w:val="center"/>
+            </w:pPr>
+            <w:r>
+              <w:rPr>
+                <w:b/>
+                <w:color w:val="FFFFFF"/>
+                <w:sz w:val="16"/>
+              </w:rPr>
+              <w:t>deleted_at</w:t>
+            </w:r>
+          </w:p>
+        </w:tc>
+        <w:tc>
+          <w:tcPr>
+            <w:tcW w:w="1080" w:type="dxa"/>
+            <w:shd w:val="clear" w:color="auto" w:fill="2B579A"/>
+          </w:tcPr>
+          <w:p>
+            <w:pPr>
+              <w:jc w:val="center"/>
+            </w:pPr>
+            <w:r>
+              <w:rPr>
+                <w:b/>
+                <w:color w:val="FFFFFF"/>
+                <w:sz w:val="16"/>
+              </w:rPr>
+              <w:t>삭제일시</w:t>
+            </w:r>
+          </w:p>
+        </w:tc>
+        <w:tc>
+          <w:tcPr>
+            <w:tcW w:w="1080" w:type="dxa"/>
+            <w:shd w:val="clear" w:color="auto" w:fill="2B579A"/>
+          </w:tcPr>
+          <w:p>
+            <w:pPr>
+              <w:jc w:val="center"/>
+            </w:pPr>
+            <w:r>
+              <w:rPr>
+                <w:b/>
+                <w:color w:val="FFFFFF"/>
+                <w:sz w:val="16"/>
+              </w:rPr>
+              <w:t>TIMESTAMPTZ</w:t>
+            </w:r>
+          </w:p>
+        </w:tc>
+        <w:tc>
+          <w:tcPr>
+            <w:tcW w:w="1080" w:type="dxa"/>
+            <w:shd w:val="clear" w:color="auto" w:fill="2B579A"/>
+          </w:tcPr>
+          <w:p>
+            <w:pPr>
+              <w:jc w:val="center"/>
+            </w:pPr>
+            <w:r>
+              <w:rPr>
+                <w:b/>
+                <w:color w:val="FFFFFF"/>
+                <w:sz w:val="16"/>
+              </w:rPr>
+              <w:t/>
+            </w:r>
+          </w:p>
+        </w:tc>
+        <w:tc>
+          <w:tcPr>
+            <w:tcW w:w="1080" w:type="dxa"/>
+            <w:shd w:val="clear" w:color="auto" w:fill="2B579A"/>
+          </w:tcPr>
+          <w:p>
+            <w:pPr>
+              <w:jc w:val="center"/>
+            </w:pPr>
+            <w:r>
+              <w:rPr>
+                <w:b/>
+                <w:color w:val="FFFFFF"/>
+                <w:sz w:val="16"/>
+              </w:rPr>
+              <w:t/>
+            </w:r>
+          </w:p>
+        </w:tc>
+        <w:tc>
+          <w:tcPr>
+            <w:tcW w:w="1080" w:type="dxa"/>
+            <w:shd w:val="clear" w:color="auto" w:fill="2B579A"/>
+          </w:tcPr>
+          <w:p>
+            <w:pPr>
+              <w:jc w:val="center"/>
+            </w:pPr>
+            <w:r>
+              <w:rPr>
+                <w:b/>
+                <w:color w:val="FFFFFF"/>
+                <w:sz w:val="16"/>
+              </w:rPr>
+              <w:t>YES</w:t>
+            </w:r>
+          </w:p>
+        </w:tc>
+        <w:tc>
+          <w:tcPr>
+            <w:tcW w:w="1080" w:type="dxa"/>
+            <w:shd w:val="clear" w:color="auto" w:fill="2B579A"/>
+          </w:tcPr>
+          <w:p>
+            <w:pPr>
+              <w:jc w:val="center"/>
+            </w:pPr>
+            <w:r>
+              <w:rPr>
+                <w:b/>
+                <w:color w:val="FFFFFF"/>
+                <w:sz w:val="16"/>
+              </w:rPr>
+              <w:t>NULL</w:t>
+            </w:r>
+          </w:p>
+        </w:tc>
+        <w:tc>
+          <w:tcPr>
+            <w:tcW w:w="1080" w:type="dxa"/>
+            <w:shd w:val="clear" w:color="auto" w:fill="2B579A"/>
+          </w:tcPr>
+          <w:p>
+            <w:pPr>
+              <w:jc w:val="center"/>
+            </w:pPr>
+            <w:r>
+              <w:rPr>
+                <w:b/>
+                <w:color w:val="FFFFFF"/>
+                <w:sz w:val="16"/>
+              </w:rPr>
+              <w:t/>
+            </w:r>
+          </w:p>
+        </w:tc>
+      </w:tr>
+    </w:tbl>
+    <w:p>
+      <w:pPr/>
+    </w:p>
+    <w:p>
+      <w:pPr/>
+      <w:r>
+        <w:t>기능 동작 방식: 채팅 응답의 장소 카드에서 북마크 버튼 클릭 → POST /api/v1/users/me/place-bookmarks. 동일 place_id 재요청 시 is_deleted=false로 복원(idempotent). 삭제는 소프트 삭제(is_deleted=true). 목록은 bookmark_id DESC cursor pagination.</w:t>
+      </w:r>
+    </w:p>
+    <w:p>
+      <w:pPr/>
+      <w:r>
+        <w:t>연관 기능: 장소 북마크 저장(PLACE_SEARCH/IMAGE_SEARCH 결과), 북마크 목록 조회, 북마크 삭제</w:t>
+      </w:r>
+    </w:p>
+    <w:p>
+      <w:pPr/>
+      <w:r>
+        <w:t>장소 단독 북마크. 대화 북마크(bookmarks)와 별도 테이블. 채팅 응답에서 장소를 즐겨찾기처럼 저장. place_id는 UUID 또는 이미지 검색 GP fallback(gp_{google_place_id}) 형태로 VARCHAR(100). Phase 2.</w:t>
+      </w:r>
+    </w:p>
+    <w:p>
+      <w:pPr>
+        <w:pStyle w:val="Heading2"/>
+      </w:pPr>
+      <w:r>
+        <w:t xml:space="preserve">2.13 </w:t>
+      </w:r>
+      <w:r>
+        <w:t>장소 북마크</w:t>
+      </w:r>
+      <w:r>
+        <w:t xml:space="preserve"> (place_bookmarks) — 0 row</w:t>
+      </w:r>
+    </w:p>
+    <w:p>
+      <w:pPr/>
+    </w:p>
+    <w:p>
       <w:pPr>
         <w:pStyle w:val="Heading1"/>
       </w:pPr>
       <w:r>
-        <w:lastRenderedPageBreak/>
         <w:t xml:space="preserve">3. FK </w:t>
       </w:r>
       <w:r>
@@ -26585,7 +32526,7 @@
         <w:t>상세</w:t>
       </w:r>
       <w:r>
-        <w:t xml:space="preserve"> (12</w:t>
+        <w:t xml:space="preserve"> (13</w:t>
       </w:r>
       <w:r>
         <w:t>개</w:t>
@@ -28021,6 +33962,68 @@
           </w:p>
         </w:tc>
       </w:tr>
+      <w:tr>
+        <w:tc>
+          <w:tcPr>
+            <w:tcW w:type="dxa" w:w="1266"/>
+          </w:tcPr>
+          <w:p>
+            <w:r>
+              <w:t>13</w:t>
+            </w:r>
+          </w:p>
+        </w:tc>
+        <w:tc>
+          <w:tcPr>
+            <w:tcW w:type="dxa" w:w="1551"/>
+          </w:tcPr>
+          <w:p>
+            <w:r>
+              <w:t>place_bookmarks</w:t>
+            </w:r>
+          </w:p>
+        </w:tc>
+        <w:tc>
+          <w:tcPr>
+            <w:tcW w:type="dxa" w:w="1431"/>
+          </w:tcPr>
+          <w:p>
+            <w:r>
+              <w:t>user_id</w:t>
+            </w:r>
+          </w:p>
+        </w:tc>
+        <w:tc>
+          <w:tcPr>
+            <w:tcW w:type="dxa" w:w="1839"/>
+          </w:tcPr>
+          <w:p>
+            <w:r>
+              <w:t>users</w:t>
+            </w:r>
+          </w:p>
+        </w:tc>
+        <w:tc>
+          <w:tcPr>
+            <w:tcW w:type="dxa" w:w="1416"/>
+          </w:tcPr>
+          <w:p>
+            <w:r>
+              <w:t>user_id</w:t>
+            </w:r>
+          </w:p>
+        </w:tc>
+        <w:tc>
+          <w:tcPr>
+            <w:tcW w:type="dxa" w:w="1353"/>
+          </w:tcPr>
+          <w:p>
+            <w:r>
+              <w:t>CASCADE</w:t>
+            </w:r>
+          </w:p>
+        </w:tc>
+      </w:tr>
     </w:tbl>
     <w:p>
       <w:r>
@@ -29393,6 +35396,38 @@
           </w:p>
         </w:tc>
       </w:tr>
+      <w:tr>
+        <w:tc>
+          <w:tcPr>
+            <w:tcW w:type="dxa" w:w="2880"/>
+          </w:tcPr>
+          <w:p>
+            <w:r>
+              <w:t>place_bookmarks</w:t>
+            </w:r>
+          </w:p>
+        </w:tc>
+        <w:tc>
+          <w:tcPr>
+            <w:tcW w:type="dxa" w:w="2880"/>
+          </w:tcPr>
+          <w:p>
+            <w:r>
+              <w:t>1</w:t>
+            </w:r>
+          </w:p>
+        </w:tc>
+        <w:tc>
+          <w:tcPr>
+            <w:tcW w:type="dxa" w:w="2880"/>
+          </w:tcPr>
+          <w:p>
+            <w:r>
+              <w:t>장소 북마크 저장/조회/삭제</w:t>
+            </w:r>
+          </w:p>
+        </w:tc>
+      </w:tr>
     </w:tbl>
     <w:p>
       <w:pPr>
@@ -29457,7 +35492,7 @@
         <w:rPr>
           <w:lang w:eastAsia="ko-KR"/>
         </w:rPr>
-        <w:t xml:space="preserve"> × ERD 12 </w:t>
+        <w:t xml:space="preserve"> × ERD 13 </w:t>
       </w:r>
       <w:r>
         <w:rPr>
